--- a/Terjemahan_Al-Raqaiq_Penuh.docx
+++ b/Terjemahan_Al-Raqaiq_Penuh.docx
@@ -1327,15 +1327,7 @@
         <w:spacing w:after="40" w:before="0"/>
       </w:pPr>
       <w:r>
-        <w:rPr>
-          <w:sz w:val="19"/>
-        </w:rPr>
-        <w:t xml:space="preserve">   • Lalu Muncul Umar di Syam</w:t>
-      </w:r>
-      <w:r>
-        <w:rPr>
-          <w:sz w:val="19"/>
-        </w:rPr>
+        <w:t xml:space="preserve">   • Muncullah Umar bin Abdul Aziz di Syam</w:t>
         <w:tab/>
         <w:t>76</w:t>
       </w:r>
@@ -1369,15 +1361,7 @@
         <w:spacing w:after="40" w:before="0"/>
       </w:pPr>
       <w:r>
-        <w:rPr>
-          <w:sz w:val="19"/>
-        </w:rPr>
-        <w:t xml:space="preserve">   • Neraca Basrah dalam Fiqh Dakwah</w:t>
-      </w:r>
-      <w:r>
-        <w:rPr>
-          <w:sz w:val="19"/>
-        </w:rPr>
+        <w:t xml:space="preserve">   • Neraca Hasan al-Basri dalam Fiqh Dakwah</w:t>
         <w:tab/>
         <w:t>78</w:t>
       </w:r>
@@ -16490,14 +16474,7 @@
     </w:p>
     <w:p>
       <w:r>
-        <w:t xml:space="preserve">• </w:t>
-      </w:r>
-      <w:r>
-        <w:rPr>
-          <w:b/>
-          <w:bCs/>
-        </w:rPr>
-        <w:t>Lalu Muncul Umar di Syam</w:t>
+        <w:t>• Muncullah Umar bin Abdul Aziz di Syam</w:t>
       </w:r>
     </w:p>
     <w:p>
@@ -16773,14 +16750,7 @@
     </w:p>
     <w:p>
       <w:r>
-        <w:t xml:space="preserve">• </w:t>
-      </w:r>
-      <w:r>
-        <w:rPr>
-          <w:b/>
-          <w:bCs/>
-        </w:rPr>
-        <w:t>Neraca Basrah dalam Fiqh Dakwah</w:t>
+        <w:t>• Neraca Hasan al-Basri dalam Fiqh Dakwah</w:t>
       </w:r>
     </w:p>
     <w:p>

--- a/Terjemahan_Al-Raqaiq_Penuh.docx
+++ b/Terjemahan_Al-Raqaiq_Penuh.docx
@@ -1027,17 +1027,7 @@
         <w:spacing w:after="100" w:before="80"/>
       </w:pPr>
       <w:r>
-        <w:rPr>
-          <w:b/>
-          <w:sz w:val="20"/>
-        </w:rPr>
-        <w:t>BAB 7: KEPUNGAN ANGAN-ANGAN (حصار الأمل)</w:t>
-      </w:r>
-      <w:r>
-        <w:rPr>
-          <w:b/>
-          <w:sz w:val="20"/>
-        </w:rPr>
+        <w:t>BAB 7: PENJARA HARAPAN (حصار الأمل)</w:t>
         <w:tab/>
         <w:t>55</w:t>
       </w:r>
@@ -11915,12 +11905,7 @@
         </w:rPr>
       </w:pPr>
       <w:r>
-        <w:rPr>
-          <w:b/>
-          <w:bCs/>
-        </w:rPr>
-        <w:lastRenderedPageBreak/>
-        <w:t>7. KEPUNGAN ANGAN-ANGAN</w:t>
+        <w:t>7. PENJARA HARAPAN</w:t>
       </w:r>
     </w:p>
     <w:p>
@@ -16657,21 +16642,7 @@
     </w:p>
     <w:p>
       <w:r>
-        <w:t>Sekiranya 'Anbasah ataupun al-Qurazhi bersegera menyahut seruan Umar bersama sekumpulan ulama Syam dan Madinah, sesungguhnya al-Hasan al-Basri — melalui kepimpinannya ke atas seluruh generasi pertengahan tabi'in, dan melalui pengaruh intipati yang diceduknya daripada Ali RA dan madrasah Kufahnya — telah meletakkan Basrah di mercu kepimpinan pengaruh tarbiah ke atas umat sebelum Umar memerintah lagi. Hal itu membolehkan Basrah mendahului wilayah-wilayah lain dalam melakar semula garisan kepungan angan-angan (</w:t>
-      </w:r>
-      <w:r>
-        <w:rPr>
-          <w:i/>
-          <w:iCs/>
-        </w:rPr>
-        <w:t>hisār al-amal</w:t>
-      </w:r>
-      <w:r>
-        <w:t xml:space="preserve">), meriwayatkan kisah tidur yang panjang di alam barzakh, serta menegaskan dan menyebarluaskan mazhab Umar. Sehinggakan nasihat-nasihat al-Hasan menjadi wasilah tarbiah yang disalin dalam lembaran-lembaran dan diedarkan bersama pos khilafah sebagaimana diedarkannya akhbar-akhbar pada hari ini. Maka seorang Muslim yang berkawal di kubu perbatasan paling jauh mendapati dalam ketegasan nada suaranya </w:t>
-      </w:r>
-      <w:r>
-        <w:lastRenderedPageBreak/>
-        <w:t>suatu kehangatan yang menggetarkan hatinya ke arah syahid, setara dengan kelembutan jiwa yang menggetarkan tubuh penuntut ilmu yang tekun beribadah, petani yang lurus, mahupun pedagang yang gigih berusaha.</w:t>
+        <w:t>Sekiranya 'Anbasah ataupun al-Qurazhi bersegera menyahut seruan Umar bersama sekumpulan ulama Syam dan Madinah, sesungguhnya al-Hasan al-Basri — melalui kepimpinannya ke atas seluruh generasi pertengahan tabi'in, dan melalui pengaruh intipati yang diceduknya daripada Ali RA dan madrasah Kufahnya — telah meletakkan Basrah di mercu kepimpinan pengaruh tarbiah ke atas umat sebelum Umar memerintah lagi. Hal itu membolehkan Basrah mendahului wilayah-wilayah lain dalam melakar semula garisan penjara harapan (hisār al-amal), meriwayatkan kisah tidur yang panjang di alam barzakh, serta menegaskan dan menyebarluaskan mazhab Umar. Sehinggakan nasihat-nasihat al-Hasan menjadi wasilah tarbiah yang disalin dalam lembaran-lembaran dan diedarkan bersama pos khilafah sebagaimana diedarkannya akhbar-akhbar pada hari ini. Maka seorang Muslim yang berkawal di kubu perbatasan paling jauh mendapati dalam ketegasan nada suaranya suatu kehangatan yang menggetarkan hatinya ke arah syahid, setara dengan kelembutan jiwa yang menggetarkan tubuh penuntut ilmu yang tekun beribadah, petani yang lurus, mahupun pedagang yang gigih berusaha.</w:t>
       </w:r>
     </w:p>
     <w:p>

--- a/Terjemahan_Al-Raqaiq_Penuh.docx
+++ b/Terjemahan_Al-Raqaiq_Penuh.docx
@@ -563,15 +563,7 @@
         <w:spacing w:after="40" w:before="0"/>
       </w:pPr>
       <w:r>
-        <w:rPr>
-          <w:sz w:val="19"/>
-        </w:rPr>
-        <w:t xml:space="preserve">   • Dan Kita Mengiringinya dengan Persaudaraan...</w:t>
-      </w:r>
-      <w:r>
-        <w:rPr>
-          <w:sz w:val="19"/>
-        </w:rPr>
+        <w:t xml:space="preserve">   • Kita Mengiringinya dengan Persaudaraan...</w:t>
         <w:tab/>
         <w:t>37</w:t>
       </w:r>
@@ -1406,15 +1398,7 @@
         <w:spacing w:after="40" w:before="0"/>
       </w:pPr>
       <w:r>
-        <w:rPr>
-          <w:sz w:val="19"/>
-        </w:rPr>
-        <w:t xml:space="preserve">   • Dan Selepas Itu...</w:t>
-      </w:r>
-      <w:r>
-        <w:rPr>
-          <w:sz w:val="19"/>
-        </w:rPr>
+        <w:t xml:space="preserve">   • Selepas Itu...</w:t>
         <w:tab/>
         <w:t>81</w:t>
       </w:r>
@@ -1492,15 +1476,7 @@
         <w:spacing w:after="40" w:before="0"/>
       </w:pPr>
       <w:r>
-        <w:rPr>
-          <w:sz w:val="19"/>
-        </w:rPr>
-        <w:t xml:space="preserve">   • Dan Selepas Itu...</w:t>
-      </w:r>
-      <w:r>
-        <w:rPr>
-          <w:sz w:val="19"/>
-        </w:rPr>
+        <w:t xml:space="preserve">   • Selepas Itu...</w:t>
         <w:tab/>
         <w:t>90</w:t>
       </w:r>
@@ -1832,15 +1808,7 @@
         <w:spacing w:after="40" w:before="0"/>
       </w:pPr>
       <w:r>
-        <w:rPr>
-          <w:sz w:val="19"/>
-        </w:rPr>
-        <w:t xml:space="preserve">   • Ulama Hanabilah Memelihara Keterampilan dan Wibawa</w:t>
-      </w:r>
-      <w:r>
-        <w:rPr>
-          <w:sz w:val="19"/>
-        </w:rPr>
+        <w:t xml:space="preserve">   • Ulama Mazhab Hanbali Memelihara Keterampilan dan Wibawa</w:t>
         <w:tab/>
         <w:t>105</w:t>
       </w:r>
@@ -1874,15 +1842,7 @@
         <w:spacing w:after="40" w:before="0"/>
       </w:pPr>
       <w:r>
-        <w:rPr>
-          <w:sz w:val="19"/>
-        </w:rPr>
-        <w:t xml:space="preserve">   • Dan Kemuliaan Tatkala Saat Kematian...!</w:t>
-      </w:r>
-      <w:r>
-        <w:rPr>
-          <w:sz w:val="19"/>
-        </w:rPr>
+        <w:t xml:space="preserve">   • Kemuliaan Tatkala Saat Kematian...!</w:t>
         <w:tab/>
         <w:t>106</w:t>
       </w:r>
@@ -8671,11 +8631,7 @@
         </w:rPr>
       </w:pPr>
       <w:r>
-        <w:rPr>
-          <w:b/>
-          <w:bCs/>
-        </w:rPr>
-        <w:t>• Dan Kita Mengiringinya dengan Persaudaraan...</w:t>
+        <w:t>• Kita Mengiringinya dengan Persaudaraan...</w:t>
       </w:r>
     </w:p>
     <w:p>
@@ -17671,14 +17627,7 @@
     </w:p>
     <w:p>
       <w:r>
-        <w:t xml:space="preserve">• </w:t>
-      </w:r>
-      <w:r>
-        <w:rPr>
-          <w:b/>
-          <w:bCs/>
-        </w:rPr>
-        <w:t>Dan Selepas Itu...</w:t>
+        <w:t>• Selepas Itu...</w:t>
       </w:r>
     </w:p>
     <w:p>
@@ -19407,15 +19356,7 @@
     <w:p/>
     <w:p>
       <w:r>
-        <w:lastRenderedPageBreak/>
-        <w:t xml:space="preserve">• </w:t>
-      </w:r>
-      <w:r>
-        <w:rPr>
-          <w:b/>
-          <w:bCs/>
-        </w:rPr>
-        <w:t>Dan Selepas Itu...</w:t>
+        <w:t>• Selepas Itu...</w:t>
       </w:r>
     </w:p>
     <w:p>
@@ -22241,14 +22182,7 @@
     </w:p>
     <w:p>
       <w:r>
-        <w:t xml:space="preserve">• </w:t>
-      </w:r>
-      <w:r>
-        <w:rPr>
-          <w:b/>
-          <w:bCs/>
-        </w:rPr>
-        <w:t>Ulama Hanabilah Memelihara Keterampilan dan Wibawa</w:t>
+        <w:t>• Ulama Mazhab Hanbali Memelihara Keterampilan dan Wibawa</w:t>
       </w:r>
     </w:p>
     <w:p>
@@ -22370,21 +22304,7 @@
     </w:p>
     <w:p>
       <w:r>
-        <w:t xml:space="preserve">• </w:t>
-      </w:r>
-      <w:r>
-        <w:rPr>
-          <w:b/>
-          <w:bCs/>
-        </w:rPr>
-        <w:t xml:space="preserve">Dan Kemuliaan Tatkala Saat </w:t>
-      </w:r>
-      <w:r>
-        <w:rPr>
-          <w:b/>
-          <w:bCs/>
-        </w:rPr>
-        <w:t>Kematian...!</w:t>
+        <w:t>• Kemuliaan Tatkala Saat Kematian...!</w:t>
       </w:r>
     </w:p>
     <w:p>

--- a/Terjemahan_Al-Raqaiq_Penuh.docx
+++ b/Terjemahan_Al-Raqaiq_Penuh.docx
@@ -1162,7 +1162,7 @@
           <w:b/>
           <w:sz w:val="20"/>
         </w:rPr>
-        <w:t>BAB 8: BUKIT-BUKIT KITA YANG KAKU (تلالنا الهامدة)</w:t>
+        <w:t>BAB 8: KUBUR-KUBUR KITA YANG KAKU (تلالنا الهامدة)</w:t>
       </w:r>
       <w:r>
         <w:rPr>
@@ -13653,26 +13653,7 @@
         </w:rPr>
       </w:pPr>
       <w:r>
-        <w:rPr>
-          <w:b/>
-          <w:bCs/>
-        </w:rPr>
-        <w:lastRenderedPageBreak/>
-        <w:t xml:space="preserve">8: </w:t>
-      </w:r>
-      <w:r>
-        <w:rPr>
-          <w:b/>
-          <w:bCs/>
-        </w:rPr>
-        <w:t>Bukit-bukit</w:t>
-      </w:r>
-      <w:r>
-        <w:rPr>
-          <w:b/>
-          <w:bCs/>
-        </w:rPr>
-        <w:t xml:space="preserve"> Kita yang Kaku </w:t>
+        <w:t xml:space="preserve">8: Kubur-kubur Kita yang Kaku </w:t>
       </w:r>
     </w:p>
     <w:p>

--- a/Terjemahan_Al-Raqaiq_Penuh.docx
+++ b/Terjemahan_Al-Raqaiq_Penuh.docx
@@ -1868,6 +1868,89 @@
         </w:rPr>
         <w:tab/>
         <w:t>107</w:t>
+      </w:r>
+    </w:p>
+    <w:p>
+      <w:r>
+        <w:br w:type="page"/>
+      </w:r>
+    </w:p>
+    <w:p>
+      <w:pPr>
+        <w:pStyle w:val="Heading1"/>
+        <w:jc w:val="center"/>
+      </w:pPr>
+      <w:r>
+        <w:t>EPILOG / EPIGRAF: PENJARA HARAPAN</w:t>
+      </w:r>
+    </w:p>
+    <w:p>
+      <w:pPr>
+        <w:jc w:val="center"/>
+      </w:pPr>
+      <w:r>
+        <w:t>Sebuah Lukisan Seni Lukisan Abstrak Islam</w:t>
+        <w:br/>
+        <w:t>(حِصَارُ الأَمَلِ — لَوْحَةٌ مِنَ الفَنِّ التَّجْرِيدِيِّ الإِسْلَامِيِّ)</w:t>
+      </w:r>
+    </w:p>
+    <w:p>
+      <w:pPr>
+        <w:jc w:val="center"/>
+      </w:pPr>
+      <w:r>
+        <w:drawing>
+          <wp:inline xmlns:a="http://schemas.openxmlformats.org/drawingml/2006/main" xmlns:pic="http://schemas.openxmlformats.org/drawingml/2006/picture">
+            <wp:extent cx="2926080" cy="5150498"/>
+            <wp:docPr id="1" name="Picture 1"/>
+            <wp:cNvGraphicFramePr>
+              <a:graphicFrameLocks noChangeAspect="1"/>
+            </wp:cNvGraphicFramePr>
+            <a:graphic>
+              <a:graphicData uri="http://schemas.openxmlformats.org/drawingml/2006/picture">
+                <pic:pic>
+                  <pic:nvPicPr>
+                    <pic:cNvPr id="0" name="epigraf_penjara_harapan.png"/>
+                    <pic:cNvPicPr/>
+                  </pic:nvPicPr>
+                  <pic:blipFill>
+                    <a:blip r:embed="rId7"/>
+                    <a:stretch>
+                      <a:fillRect/>
+                    </a:stretch>
+                  </pic:blipFill>
+                  <pic:spPr>
+                    <a:xfrm>
+                      <a:off x="0" y="0"/>
+                      <a:ext cx="2926080" cy="5150498"/>
+                    </a:xfrm>
+                    <a:prstGeom prst="rect"/>
+                  </pic:spPr>
+                </pic:pic>
+              </a:graphicData>
+            </a:graphic>
+          </wp:inline>
+        </w:drawing>
+      </w:r>
+    </w:p>
+    <w:p>
+      <w:pPr>
+        <w:jc w:val="center"/>
+      </w:pPr>
+      <w:r>
+        <w:t>حِصَارُ الأَمَلِ</w:t>
+        <w:br/>
+        <w:t>Penjara Harapan</w:t>
+        <w:br/>
+        <w:br/>
+        <w:t>لَوْحَةٌ مِنَ الفَنِّ التَّجْرِيدِيِّ الإِسْلَامِيِّ</w:t>
+        <w:br/>
+        <w:t>Sebuah Lukisan Seni Lukisan Abstrak Islam</w:t>
+      </w:r>
+    </w:p>
+    <w:p>
+      <w:r>
+        <w:t>Kitab Al-Raqā'iq didahului oleh sebuah epigraf berupa lakaran seni lukisan abstrak Islam yang masyhur bertajuk "Penjara Harapan" (Ḥiṣār al-Amal). Lakaran ini diilhamkan secara langsung daripada hadis sahih Rasulullah SAW riwayat Abdullah bin Mas'ud RA (Sahih al-Bukhari) mengenai hakikat manusia yang terkurung di dalam kepungan ajal maut, manakala angan-angan kosongnya (al-amal) menjangkau jauh melintasi sempadan usia.</w:t>
       </w:r>
     </w:p>
     <w:p>

--- a/Terjemahan_Al-Raqaiq_Penuh.docx
+++ b/Terjemahan_Al-Raqaiq_Penuh.docx
@@ -1951,6 +1951,56 @@
     <w:p>
       <w:r>
         <w:t>Kitab Al-Raqā'iq didahului oleh sebuah epigraf berupa lakaran seni lukisan abstrak Islam yang masyhur bertajuk "Penjara Harapan" (Ḥiṣār al-Amal). Lakaran ini diilhamkan secara langsung daripada hadis sahih Rasulullah SAW riwayat Abdullah bin Mas'ud RA (Sahih al-Bukhari) mengenai hakikat manusia yang terkurung di dalam kepungan ajal maut, manakala angan-angan kosongnya (al-amal) menjangkau jauh melintasi sempadan usia.</w:t>
+      </w:r>
+    </w:p>
+    <w:p>
+      <w:pPr>
+        <w:spacing w:before="160" w:after="80"/>
+      </w:pPr>
+      <w:r>
+        <w:rPr>
+          <w:sz w:val="19"/>
+        </w:rPr>
+        <w:t xml:space="preserve">[1] </w:t>
+      </w:r>
+      <w:r>
+        <w:rPr>
+          <w:i/>
+          <w:sz w:val="19"/>
+        </w:rPr>
+        <w:t>Ṣaḥīḥ al-Bukhārī</w:t>
+      </w:r>
+      <w:r>
+        <w:rPr>
+          <w:sz w:val="19"/>
+        </w:rPr>
+        <w:t>, no. 6417 (</w:t>
+      </w:r>
+      <w:r>
+        <w:rPr>
+          <w:i/>
+          <w:sz w:val="19"/>
+        </w:rPr>
+        <w:t>Kitāb al-Riqāq</w:t>
+      </w:r>
+      <w:r>
+        <w:rPr>
+          <w:sz w:val="19"/>
+        </w:rPr>
+        <w:t xml:space="preserve">, </w:t>
+      </w:r>
+      <w:r>
+        <w:rPr>
+          <w:i/>
+          <w:sz w:val="19"/>
+        </w:rPr>
+        <w:t>Bāb fī al-Amal wa Ṭūlih</w:t>
+      </w:r>
+      <w:r>
+        <w:rPr>
+          <w:sz w:val="19"/>
+        </w:rPr>
+        <w:t>).</w:t>
       </w:r>
     </w:p>
     <w:p>

--- a/Terjemahan_Al-Raqaiq_Penuh.docx
+++ b/Terjemahan_Al-Raqaiq_Penuh.docx
@@ -1019,7 +1019,7 @@
         <w:spacing w:after="100" w:before="80"/>
       </w:pPr>
       <w:r>
-        <w:t>BAB 7: PENJARA HARAPAN (حصار الأمل)</w:t>
+        <w:t>BAB 7: "PENJARA HARAPAN" (حصار الأمل)</w:t>
         <w:tab/>
         <w:t>55</w:t>
       </w:r>
@@ -1162,7 +1162,7 @@
           <w:b/>
           <w:sz w:val="20"/>
         </w:rPr>
-        <w:t>BAB 8: KUBUR-KUBUR KITA YANG KAKU (تلالنا الهامدة)</w:t>
+        <w:t>BAB 8: "KUBUR-KUBUR KITA YANG KAKU" (تلالنا الهامدة)</w:t>
       </w:r>
       <w:r>
         <w:rPr>

--- a/Terjemahan_Al-Raqaiq_Penuh.docx
+++ b/Terjemahan_Al-Raqaiq_Penuh.docx
@@ -1019,7 +1019,7 @@
         <w:spacing w:after="100" w:before="80"/>
       </w:pPr>
       <w:r>
-        <w:t>BAB 7: "PENJARA HARAPAN" (حصار الأمل)</w:t>
+        <w:t>BAB 7: "PENJARA" HARAPAN (حصار الأمل)</w:t>
         <w:tab/>
         <w:t>55</w:t>
       </w:r>
@@ -1162,7 +1162,7 @@
           <w:b/>
           <w:sz w:val="20"/>
         </w:rPr>
-        <w:t>BAB 8: "KUBUR-KUBUR KITA YANG KAKU" (تلالنا الهامدة)</w:t>
+        <w:t>BAB 8: "KUBUR-KUBUR" KITA YANG KAKU (تلالنا الهامدة)</w:t>
       </w:r>
       <w:r>
         <w:rPr>
@@ -1950,7 +1950,7 @@
     </w:p>
     <w:p>
       <w:r>
-        <w:t>Kitab Al-Raqā'iq didahului oleh sebuah epigraf berupa lakaran seni lukisan abstrak Islam yang masyhur bertajuk "Penjara Harapan" (Ḥiṣār al-Amal). Lakaran ini diilhamkan secara langsung daripada hadis sahih Rasulullah SAW riwayat Abdullah bin Mas'ud RA (Sahih al-Bukhari) mengenai hakikat manusia yang terkurung di dalam kepungan ajal maut, manakala angan-angan kosongnya (al-amal) menjangkau jauh melintasi sempadan usia.</w:t>
+        <w:t>Kitab Al-Raqā'iq didahului oleh sebuah epigraf berupa lakaran seni lukisan abstrak Islam yang masyhur bertajuk "Penjara" Harapan (Ḥiṣār al-Amal). Lakaran ini diilhamkan secara langsung daripada hadis sahih Rasulullah SAW riwayat Abdullah bin Mas'ud RA (Sahih al-Bukhari) mengenai hakikat manusia yang terkurung di dalam kepungan ajal maut, manakala angan-angan kosongnya (al-amal) menjangkau jauh melintasi sempadan usia.</w:t>
       </w:r>
     </w:p>
     <w:p>

--- a/Terjemahan_Al-Raqaiq_Penuh.docx
+++ b/Terjemahan_Al-Raqaiq_Penuh.docx
@@ -2254,6 +2254,19 @@
       </w:r>
     </w:p>
     <w:p>
+      <w:pPr>
+        <w:pStyle w:val="Heading3"/>
+      </w:pPr>
+      <w:r>
+        <w:rPr>
+          <w:rFonts w:ascii="Times New Roman" w:hAnsi="Times New Roman"/>
+          <w:b/>
+          <w:sz w:val="26"/>
+        </w:rPr>
+        <w:t>• Ketenangan Jiwa dan Daya Lajakan Asal</w:t>
+      </w:r>
+    </w:p>
+    <w:p>
       <w:r>
         <w:t>Saya amat tertarik dengan bait-bait nukilan seorang penyair Tunisia, Ahmad al-Mukhtar al-Wazir yang menggambarkan perihal jiwa yang suci murni. Beliau menggunakan simbolik rama-rama; hampir-hampir sahaja beliau menyentuh hakikat kebenaran yang mutlak kerana didorong oleh fitrahnya yang murni, cuma beliau tidak sempat menggenggamnya sepenuhnya. Beliau terlepas peluang untuk menyifatkan jiwa yang beriman dengan gambaran yang jauh lebih fasih berbanding orang lain...</w:t>
       </w:r>
@@ -2316,6 +2329,19 @@
       </w:r>
     </w:p>
     <w:p>
+      <w:pPr>
+        <w:pStyle w:val="Heading3"/>
+      </w:pPr>
+      <w:r>
+        <w:rPr>
+          <w:rFonts w:ascii="Times New Roman" w:hAnsi="Times New Roman"/>
+          <w:b/>
+          <w:sz w:val="26"/>
+        </w:rPr>
+        <w:t>• Kilauan Bayang di Permukaan Tasik</w:t>
+      </w:r>
+    </w:p>
+    <w:p>
       <w:r>
         <w:t>Begitulah ibarat rama-rama yang berlegar-legar di sekitar kilauan bayangnya di permukaan tasik...</w:t>
       </w:r>
@@ -2413,6 +2439,19 @@
           <w:iCs/>
         </w:rPr>
         <w:t>Namun ia beriman, sama sekali tidak, ia tidak bertindak dungu.</w:t>
+      </w:r>
+    </w:p>
+    <w:p>
+      <w:pPr>
+        <w:pStyle w:val="Heading3"/>
+      </w:pPr>
+      <w:r>
+        <w:rPr>
+          <w:rFonts w:ascii="Times New Roman" w:hAnsi="Times New Roman"/>
+          <w:b/>
+          <w:sz w:val="26"/>
+        </w:rPr>
+        <w:t>• Simpang Petunjuk dan Keperluan Amaran Pelembut Hati</w:t>
       </w:r>
     </w:p>
     <w:p>
@@ -2467,6 +2506,19 @@
     <w:p>
       <w:r>
         <w:t>Hal sedemikian tidaklah pelik mengikut timbangan hikmah Islamiah. Sesungguhnya hikmah Islamiah itu mengandungi kebenaran yang abadi; ia tidak melalui fasa evolusi yang muncul selepas zaman kejahilan dan keterbelakangan. Sebaliknya, sebagaimana ia relevan pada fasa penamat, ia juga relevan pada fasa pertengahan, bahkan telah terbukti relevan sejak permulaan kehidupan manusia lagi. Buktinya, tauhid telah diwahyukan kepada Nabi Adam AS pada awal penciptaan dan Baginda merupakan seorang nabi; manakala ketakwaan pula diilhamkan kepada Habil, lalu beliau menahan tangannya daripada membalas kejahatan.</w:t>
+      </w:r>
+    </w:p>
+    <w:p>
+      <w:pPr>
+        <w:pStyle w:val="Heading3"/>
+      </w:pPr>
+      <w:r>
+        <w:rPr>
+          <w:rFonts w:ascii="Times New Roman" w:hAnsi="Times New Roman"/>
+          <w:b/>
+          <w:sz w:val="26"/>
+        </w:rPr>
+        <w:t>• Ketinggian Iman Mendepani Falsafah Bahimiyyah</w:t>
       </w:r>
     </w:p>
     <w:p>

--- a/Terjemahan_Al-Raqaiq_Penuh.docx
+++ b/Terjemahan_Al-Raqaiq_Penuh.docx
@@ -2518,7 +2518,7 @@
           <w:b/>
           <w:sz w:val="26"/>
         </w:rPr>
-        <w:t>• Ketinggian Iman Mendepani Falsafah Bahimiyyah</w:t>
+        <w:t>• Ketinggian Iman Mendepani Falsafah Bahimiah (Kehaiwanan)</w:t>
       </w:r>
     </w:p>
     <w:p>

--- a/Terjemahan_Al-Raqaiq_Penuh.docx
+++ b/Terjemahan_Al-Raqaiq_Penuh.docx
@@ -91,17 +91,25 @@
         <w:spacing w:after="40" w:before="0"/>
       </w:pPr>
       <w:r>
-        <w:rPr>
-          <w:sz w:val="19"/>
-        </w:rPr>
-        <w:t xml:space="preserve">   • Gerakan Islamiah Wajib Memiliki Firasat Meneliti Dirinya Sendiri</w:t>
-      </w:r>
-      <w:r>
-        <w:rPr>
-          <w:sz w:val="19"/>
-        </w:rPr>
+        <w:t>• Firasat Meneliti Diri dan Neraca Tarbiah Harakiah</w:t>
         <w:tab/>
         <w:t>1</w:t>
+        <w:br/>
+        <w:t>• Ketenangan Jiwa dan Daya Lajakan Asal</w:t>
+        <w:tab/>
+        <w:t>2</w:t>
+        <w:br/>
+        <w:t>• Kilauan Bayang di Permukaan Tasik</w:t>
+        <w:tab/>
+        <w:t>3</w:t>
+        <w:br/>
+        <w:t>• Simpang Petunjuk dan Keperluan Amaran Pelembut Hati</w:t>
+        <w:tab/>
+        <w:t>4</w:t>
+        <w:br/>
+        <w:t>• Ketinggian Iman Mendepani Falsafah Bahimiah (Kehaiwanan)</w:t>
+        <w:tab/>
+        <w:t>5</w:t>
       </w:r>
     </w:p>
     <w:p>
@@ -396,7 +404,7 @@
         <w:rPr>
           <w:sz w:val="19"/>
         </w:rPr>
-        <w:t xml:space="preserve">   • Dan Engkau Pemilik Iman</w:t>
+        <w:t xml:space="preserve">   • Engkau Pemilik Iman</w:t>
       </w:r>
       <w:r>
         <w:rPr>
@@ -417,7 +425,7 @@
         <w:rPr>
           <w:sz w:val="19"/>
         </w:rPr>
-        <w:t xml:space="preserve">   • Dan Manusia yang Paling Penat Ialah yang Agung Tuntutan Cita-Citanya</w:t>
+        <w:t xml:space="preserve">   • Manusia yang Paling Penat Ialah yang Agung Tuntutan Cita-Citanya</w:t>
       </w:r>
       <w:r>
         <w:rPr>
@@ -438,7 +446,7 @@
         <w:rPr>
           <w:sz w:val="19"/>
         </w:rPr>
-        <w:t xml:space="preserve">   • Dan Engkau Insan Merdeka yang Mulia</w:t>
+        <w:t xml:space="preserve">   • Engkau Insan Merdeka yang Mulia</w:t>
       </w:r>
       <w:r>
         <w:rPr>
@@ -459,7 +467,7 @@
         <w:rPr>
           <w:sz w:val="19"/>
         </w:rPr>
-        <w:t xml:space="preserve">   • Dan Engkau Pemilik Matlamat</w:t>
+        <w:t xml:space="preserve">   • Engkau Pemilik Matlamat</w:t>
       </w:r>
       <w:r>
         <w:rPr>
@@ -480,7 +488,7 @@
         <w:rPr>
           <w:sz w:val="19"/>
         </w:rPr>
-        <w:t xml:space="preserve">   • Dan Engkau Penuntut Akses Menuju Allah</w:t>
+        <w:t xml:space="preserve">   • Engkau Penuntut Akses Menuju Allah</w:t>
       </w:r>
       <w:r>
         <w:rPr>
@@ -1415,7 +1423,7 @@
           <w:b/>
           <w:sz w:val="20"/>
         </w:rPr>
-        <w:t>BAB 10: JANGAN.. WAHAI BELENGGU-BELENGGU BUMI! (لا.. يا قيود الأرض)</w:t>
+        <w:t>BAB 10: TIDAK.. WAHAI BELENGGU-BELENGGU BUMI! (لا.. يا قيود الأرض)</w:t>
       </w:r>
       <w:r>
         <w:rPr>
@@ -1512,17 +1520,25 @@
         <w:spacing w:after="40" w:before="0"/>
       </w:pPr>
       <w:r>
-        <w:rPr>
-          <w:sz w:val="19"/>
-        </w:rPr>
-        <w:t xml:space="preserve">   • Pembebasan Jiwa daripada Kehambaan Hawa Nafsu</w:t>
-      </w:r>
-      <w:r>
-        <w:rPr>
-          <w:sz w:val="19"/>
-        </w:rPr>
+        <w:t xml:space="preserve">   • Pemisahan Prinsip dan Rukun Tasawur Islam</w:t>
         <w:tab/>
         <w:t>92</w:t>
+        <w:br/>
+        <w:t xml:space="preserve">   • Pemisahan Nabawi dan Tarbiah Keluhuran Iman</w:t>
+        <w:tab/>
+        <w:t>93</w:t>
+        <w:br/>
+        <w:t xml:space="preserve">   • Barisan Pelopor dan Hakikat Pembebasan Syahadah</w:t>
+        <w:tab/>
+        <w:t>94</w:t>
+        <w:br/>
+        <w:t xml:space="preserve">   • Pemisahan Kedua: Mematikan Kebatilan dengan Memulaukannya</w:t>
+        <w:tab/>
+        <w:t>95</w:t>
+        <w:br/>
+        <w:t xml:space="preserve">   • Da'i sebagai Model Teladan yang Merdeka</w:t>
+        <w:tab/>
+        <w:t>95</w:t>
       </w:r>
     </w:p>
     <w:p>
@@ -1533,17 +1549,9 @@
         <w:spacing w:after="40" w:before="0"/>
       </w:pPr>
       <w:r>
-        <w:rPr>
-          <w:sz w:val="19"/>
-        </w:rPr>
         <w:t xml:space="preserve">   • Izzah Seorang Mukmin Berdepan Penguasa Dunia</w:t>
-      </w:r>
-      <w:r>
-        <w:rPr>
-          <w:sz w:val="19"/>
-        </w:rPr>
         <w:tab/>
-        <w:t>95</w:t>
+        <w:t>96</w:t>
       </w:r>
     </w:p>
     <w:p>
@@ -1554,15 +1562,7 @@
         <w:spacing w:after="40" w:before="0"/>
       </w:pPr>
       <w:r>
-        <w:rPr>
-          <w:sz w:val="19"/>
-        </w:rPr>
         <w:t xml:space="preserve">   • Kemanisan Ketaatan Hakiki</w:t>
-      </w:r>
-      <w:r>
-        <w:rPr>
-          <w:sz w:val="19"/>
-        </w:rPr>
         <w:tab/>
         <w:t>98</w:t>
       </w:r>
@@ -1575,17 +1575,7 @@
         <w:spacing w:after="100" w:before="80"/>
       </w:pPr>
       <w:r>
-        <w:rPr>
-          <w:b/>
-          <w:sz w:val="20"/>
-        </w:rPr>
-        <w:t>BAB 12: KISAH-KISAH "HIBURAN" PARA DAIE (قصص من لهو الدعاة)</w:t>
-      </w:r>
-      <w:r>
-        <w:rPr>
-          <w:b/>
-          <w:sz w:val="20"/>
-        </w:rPr>
+        <w:t>BAB 12: KISAH-KISAH "HIBURAN" PARA DA'I (قصص من لهو الدعاة)</w:t>
         <w:tab/>
         <w:t>100</w:t>
       </w:r>
@@ -1622,7 +1612,7 @@
         <w:rPr>
           <w:sz w:val="19"/>
         </w:rPr>
-        <w:t xml:space="preserve">   • Berbicara Siang dan Malam</w:t>
+        <w:t xml:space="preserve">   • Berdakwah Siang dan Malam</w:t>
       </w:r>
       <w:r>
         <w:rPr>
@@ -1643,7 +1633,7 @@
         <w:rPr>
           <w:sz w:val="19"/>
         </w:rPr>
-        <w:t xml:space="preserve">   • Berbicara Ketika Langkah-Langkah Hijrah</w:t>
+        <w:t xml:space="preserve">   • Berdakwah Ketika Langkah-Langkah Hijrah</w:t>
       </w:r>
       <w:r>
         <w:rPr>
@@ -1664,7 +1654,7 @@
         <w:rPr>
           <w:sz w:val="19"/>
         </w:rPr>
-        <w:t xml:space="preserve">   • Berbicara di dalam Penjara</w:t>
+        <w:t xml:space="preserve">   • Berdakwah di dalam Penjara</w:t>
       </w:r>
       <w:r>
         <w:rPr>
@@ -1748,7 +1738,7 @@
         <w:rPr>
           <w:sz w:val="19"/>
         </w:rPr>
-        <w:t xml:space="preserve">   • Kubu Tarbiah al-Asadiyyah</w:t>
+        <w:t xml:space="preserve">   • Kubu Tarbiah al-Asadiah</w:t>
       </w:r>
       <w:r>
         <w:rPr>
@@ -1790,7 +1780,7 @@
         <w:rPr>
           <w:sz w:val="19"/>
         </w:rPr>
-        <w:t xml:space="preserve">   • Menggalas Uncang Ilmu dengan Berjalan Kaki</w:t>
+        <w:t xml:space="preserve">   • Al-Kausaj Menjelajah Mencari Ilmu dengan Berjalan Kaki</w:t>
       </w:r>
       <w:r>
         <w:rPr>
@@ -2025,7 +2015,7 @@
     </w:p>
     <w:p>
       <w:r>
-        <w:t>Memilih dan menghimpunkan unsur-unsur pemuda yang menyerlah dengan kecerdasan serta keberanian, kemudian mendidik mereka dengan tarbiah yang mendalam, syumul, dan kental: merupakan dua rukun asasi dalam perancangan gerakan Islamiah.</w:t>
+        <w:t>Memilih dan menghimpunkan unsur-unsur pemuda yang menyerlah dengan kecerdasan serta keberanian, kemudian mendidik mereka dengan tarbiah yang mendalam, syumul, dan kental: merupakan dua rukun asasi dalam perancangan gerakan Islam.</w:t>
       </w:r>
     </w:p>
     <w:p>
@@ -2060,11 +2050,7 @@
         </w:rPr>
       </w:pPr>
       <w:r>
-        <w:rPr>
-          <w:b/>
-          <w:bCs/>
-        </w:rPr>
-        <w:t>• Gerakan Islamiah Wajib Memiliki Firasat Meneliti Dirinya Sendiri</w:t>
+        <w:t>• Firasat Meneliti Diri dan Neraca Tarbiah Harakiah</w:t>
       </w:r>
     </w:p>
     <w:p>
@@ -2084,7 +2070,7 @@
     </w:p>
     <w:p>
       <w:r>
-        <w:t>Hal itulah yang menuntut gerakan Islamiah masa kini—selepas fasa pengenalpastian tersebut—untuk meneliti dirinya sendiri dengan firasat yang berpengalaman dalam ruang tafakur yang mendalam; lalu menentukan kekurangannya dan menghitung aset kekuatannya. Semoga dengan itu, Allah SWT mengizinkan firasatnya terhadap masyarakat luar menepati sasaran, sekali gus memperkemas laluannya dalam kancah pertarungan yang sengit ini. Hal ini sama seperti yang diungkapkan oleh seorang ahli zuhud yang bijaksana, Samnun rahimahullah ketika ditanya tentang firasat dan hakikatnya, lalu beliau menjawab:</w:t>
+        <w:t>Hal itulah yang menuntut gerakan Islam masa kini—selepas fasa pengenalpastian tersebut—untuk meneliti dirinya sendiri dengan firasat yang berpengalaman dalam ruang tafakur yang mendalam; lalu menentukan kekurangannya dan menghitung aset kekuatannya. Semoga dengan itu, Allah SWT mengizinkan firasatnya terhadap masyarakat luar menepati sasaran, sekali gus memperkemas laluannya dalam kancah pertarungan yang sengit ini. Hal ini sama seperti yang diungkapkan oleh seorang ahli zuhud yang bijaksana, Samnun rahimahullah ketika ditanya tentang firasat dan hakikatnya, lalu beliau menjawab:</w:t>
       </w:r>
     </w:p>
     <w:p>
@@ -2240,7 +2226,7 @@
     </w:p>
     <w:p>
       <w:r>
-        <w:t>Sesiapa yang merealisasikan pengertian-pengertian ini, dialah kader yang kental yang wajar dijadikan sandaran dalam saf teras gerakan Islamiah.</w:t>
+        <w:t>Sesiapa yang merealisasikan pengertian-pengertian ini, dialah kader yang kental yang wajar dijadikan sandaran dalam saf teras gerakan Islam.</w:t>
       </w:r>
     </w:p>
     <w:p>
@@ -2251,19 +2237,6 @@
     <w:p>
       <w:r>
         <w:t>Bagi menyedarkan manusia tentang keindahan jiwa yang beriman serta mendorong mereka meneladani pembawaannya yang tenang: maka hadirlah kitab ini.</w:t>
-      </w:r>
-    </w:p>
-    <w:p>
-      <w:pPr>
-        <w:pStyle w:val="Heading3"/>
-      </w:pPr>
-      <w:r>
-        <w:rPr>
-          <w:rFonts w:ascii="Times New Roman" w:hAnsi="Times New Roman"/>
-          <w:b/>
-          <w:sz w:val="26"/>
-        </w:rPr>
-        <w:t>• Ketenangan Jiwa dan Daya Lajakan Asal</w:t>
       </w:r>
     </w:p>
     <w:p>
@@ -2329,19 +2302,6 @@
       </w:r>
     </w:p>
     <w:p>
-      <w:pPr>
-        <w:pStyle w:val="Heading3"/>
-      </w:pPr>
-      <w:r>
-        <w:rPr>
-          <w:rFonts w:ascii="Times New Roman" w:hAnsi="Times New Roman"/>
-          <w:b/>
-          <w:sz w:val="26"/>
-        </w:rPr>
-        <w:t>• Kilauan Bayang di Permukaan Tasik</w:t>
-      </w:r>
-    </w:p>
-    <w:p>
       <w:r>
         <w:t>Begitulah ibarat rama-rama yang berlegar-legar di sekitar kilauan bayangnya di permukaan tasik...</w:t>
       </w:r>
@@ -2439,19 +2399,6 @@
           <w:iCs/>
         </w:rPr>
         <w:t>Namun ia beriman, sama sekali tidak, ia tidak bertindak dungu.</w:t>
-      </w:r>
-    </w:p>
-    <w:p>
-      <w:pPr>
-        <w:pStyle w:val="Heading3"/>
-      </w:pPr>
-      <w:r>
-        <w:rPr>
-          <w:rFonts w:ascii="Times New Roman" w:hAnsi="Times New Roman"/>
-          <w:b/>
-          <w:sz w:val="26"/>
-        </w:rPr>
-        <w:t>• Simpang Petunjuk dan Keperluan Amaran Pelembut Hati</w:t>
       </w:r>
     </w:p>
     <w:p>
@@ -2505,20 +2452,7 @@
     </w:p>
     <w:p>
       <w:r>
-        <w:t>Hal sedemikian tidaklah pelik mengikut timbangan hikmah Islamiah. Sesungguhnya hikmah Islamiah itu mengandungi kebenaran yang abadi; ia tidak melalui fasa evolusi yang muncul selepas zaman kejahilan dan keterbelakangan. Sebaliknya, sebagaimana ia relevan pada fasa penamat, ia juga relevan pada fasa pertengahan, bahkan telah terbukti relevan sejak permulaan kehidupan manusia lagi. Buktinya, tauhid telah diwahyukan kepada Nabi Adam AS pada awal penciptaan dan Baginda merupakan seorang nabi; manakala ketakwaan pula diilhamkan kepada Habil, lalu beliau menahan tangannya daripada membalas kejahatan.</w:t>
-      </w:r>
-    </w:p>
-    <w:p>
-      <w:pPr>
-        <w:pStyle w:val="Heading3"/>
-      </w:pPr>
-      <w:r>
-        <w:rPr>
-          <w:rFonts w:ascii="Times New Roman" w:hAnsi="Times New Roman"/>
-          <w:b/>
-          <w:sz w:val="26"/>
-        </w:rPr>
-        <w:t>• Ketinggian Iman Mendepani Falsafah Bahimiah (Kehaiwanan)</w:t>
+        <w:t>Hal sedemikian tidaklah pelik mengikut timbangan hikmah Islam. Sesungguhnya hikmah Islam itu mengandungi kebenaran yang abadi; ia tidak melalui fasa evolusi yang muncul selepas zaman kejahilan dan keterbelakangan. Sebaliknya, sebagaimana ia relevan pada fasa penamat, ia juga relevan pada fasa pertengahan, bahkan telah terbukti relevan sejak permulaan kehidupan manusia lagi. Buktinya, tauhid telah diwahyukan kepada Nabi Adam AS pada awal penciptaan dan Baginda merupakan seorang nabi; manakala ketakwaan pula diilhamkan kepada Habil, lalu beliau menahan tangannya daripada membalas kejahatan.</w:t>
       </w:r>
     </w:p>
     <w:p>
@@ -2839,7 +2773,7 @@
           <w:i/>
           <w:iCs/>
         </w:rPr>
-        <w:t>Tasbīh Yasyuddu al-Mulk</w:t>
+        <w:t>Tasbih Yang Mengukuhkan Kerajaan</w:t>
       </w:r>
       <w:r>
         <w:rPr>
@@ -2856,7 +2790,7 @@
     </w:p>
     <w:p>
       <w:r>
-        <w:t>Oleh yang demikian, gerakan Islamiah pada setiap masa wajib memulakan gerak kerjanya dari masjid. Dari situlah akidah diperbaiki dan para pendakwahnya diajar adab muamalat Islamiah. Dengan itu, secara automatik gugurlah segala neraca perbezaan kedudukan yang lain; sama ada kehebatan gaya penulisan, kefasihan lidah berbicara, mahupun kilauan sijil kelulusan universiti.</w:t>
+        <w:t>Oleh yang demikian, gerakan Islam pada setiap masa wajib memulakan gerak kerjanya dari masjid. Dari situlah akidah diperbaiki dan para pendakwahnya diajar adab muamalat Islam. Dengan itu, secara automatik gugurlah segala neraca perbezaan kedudukan yang lain; sama ada kehebatan gaya penulisan, kefasihan lidah berbicara, mahupun kilauan sijil kelulusan universiti.</w:t>
       </w:r>
     </w:p>
     <w:p>
@@ -3174,7 +3108,7 @@
     </w:p>
     <w:p>
       <w:r>
-        <w:t>Peringatan ini berterusan sehinggalah kepada para pemimpin dakwah pada kurun ini, sama seperti pesanan Imam Hassan al-Banna rahimahullah ketika berwasiat:</w:t>
+        <w:t>Peringatan ini berterusan sehinggalah kepada para pemimpin dakwah pada kurun ini, sama seperti pesanan Imam Hasan al-Banna rahimahullah ketika berwasiat:</w:t>
       </w:r>
     </w:p>
     <w:p>
@@ -3780,7 +3714,7 @@
           <w:i/>
           <w:iCs/>
         </w:rPr>
-        <w:t>“Aku tidak pernah melangkah masuk menerusi pintu masjid sama sekali, sedang di dalam jiwaku ada ingatan kepada selain Allah.”</w:t>
+        <w:t>“Aku tidak pernah melangkah masuk menerusi pintu masjid sama sekali, sedang dalam jiwaku ada ingatan kepada selain Allah.”</w:t>
       </w:r>
       <w:r>
         <w:t xml:space="preserve"> [22]</w:t>
@@ -3891,7 +3825,7 @@
     </w:p>
     <w:p>
       <w:r>
-        <w:t>Mana-mana gerakan dakwah yang mendakwa dirinya membawa panji Islamiah, tidak akan dapat mengukuhkan kekuasaannya pada hari ini dan tidak akan beroleh kemenangan, selagi mana para anggotanya tidak bertasbih memuji Allah pada waktu petang dan pagi.</w:t>
+        <w:t>Mana-mana gerakan dakwah yang mendakwa dirinya membawa panji Islam, tidak akan dapat mengukuhkan kekuasaannya pada hari ini dan tidak akan beroleh kemenangan, selagi mana para anggotanya tidak bertasbih memuji Allah pada waktu petang dan pagi.</w:t>
       </w:r>
     </w:p>
     <w:p>
@@ -3913,299 +3847,51 @@
     </w:p>
     <w:p>
       <w:r>
-        <w:t xml:space="preserve">[1] Ibnu Qutaibah, </w:t>
-      </w:r>
-      <w:r>
-        <w:rPr>
-          <w:i/>
-          <w:iCs/>
-        </w:rPr>
-        <w:t>'Uyun al-Akhbar</w:t>
-      </w:r>
-      <w:r>
-        <w:t>, jld. 3, hlm. 3.</w:t>
-      </w:r>
-      <w:r>
-        <w:br/>
-        <w:t xml:space="preserve">[2] Al-Rafi'i, </w:t>
-      </w:r>
-      <w:r>
-        <w:rPr>
-          <w:i/>
-          <w:iCs/>
-        </w:rPr>
-        <w:t>Wahy al-Qalam</w:t>
-      </w:r>
-      <w:r>
-        <w:t>, jld. 1, hlm. 357–358.</w:t>
-      </w:r>
-      <w:r>
-        <w:br/>
-        <w:t xml:space="preserve">[3] </w:t>
-      </w:r>
-      <w:r>
-        <w:rPr>
-          <w:i/>
-          <w:iCs/>
-        </w:rPr>
-        <w:t>Ibid.</w:t>
-      </w:r>
-      <w:r>
-        <w:br/>
-        <w:t xml:space="preserve">[4] Yasin Khalil, majalah </w:t>
-      </w:r>
-      <w:r>
-        <w:rPr>
-          <w:i/>
-          <w:iCs/>
-        </w:rPr>
-        <w:t>al-Tarbiyah al-Islamiyyah</w:t>
-      </w:r>
-      <w:r>
-        <w:t xml:space="preserve"> (Iraq), jld. 5, hlm. 600.</w:t>
-      </w:r>
-      <w:r>
-        <w:br/>
-        <w:t xml:space="preserve">[5] Al-Subki, </w:t>
-      </w:r>
-      <w:r>
-        <w:rPr>
-          <w:i/>
-          <w:iCs/>
-        </w:rPr>
-        <w:t>Tabaqat al-Syafi'iyyah</w:t>
-      </w:r>
-      <w:r>
-        <w:t>, jld. 1, hlm. 286.</w:t>
-      </w:r>
-      <w:r>
-        <w:br/>
-        <w:t xml:space="preserve">[6] Majalah </w:t>
-      </w:r>
-      <w:r>
-        <w:rPr>
-          <w:i/>
-          <w:iCs/>
-        </w:rPr>
-        <w:t>al-Da'wah</w:t>
-      </w:r>
-      <w:r>
-        <w:t>, keluaran pertama, bil. 8, tahun 1951.</w:t>
-      </w:r>
-      <w:r>
-        <w:br/>
-        <w:t xml:space="preserve">[7] Badi'uzzaman Said al-Nursi, </w:t>
-      </w:r>
-      <w:r>
-        <w:rPr>
-          <w:i/>
-          <w:iCs/>
-        </w:rPr>
-        <w:t>al-Mathnawi al-'Arabi</w:t>
-      </w:r>
-      <w:r>
-        <w:t>, hlm. 283.</w:t>
-      </w:r>
-      <w:r>
-        <w:br/>
-        <w:t xml:space="preserve">[8] Al-Maududi, </w:t>
-      </w:r>
-      <w:r>
-        <w:rPr>
-          <w:i/>
-          <w:iCs/>
-        </w:rPr>
-        <w:t>al-Usus al-Akhlaqiyyah li al-Harakah al-Islamiyyah</w:t>
-      </w:r>
-      <w:r>
-        <w:t>, hlm. 72.</w:t>
-      </w:r>
-      <w:r>
-        <w:br/>
-        <w:t xml:space="preserve">[9] </w:t>
-      </w:r>
-      <w:r>
-        <w:rPr>
-          <w:i/>
-          <w:iCs/>
-        </w:rPr>
-        <w:t>Sahih Muslim</w:t>
-      </w:r>
-      <w:r>
-        <w:t>, jld. 2, hlm. 131.</w:t>
-      </w:r>
-      <w:r>
-        <w:br/>
-        <w:t xml:space="preserve">[10] </w:t>
-      </w:r>
-      <w:r>
-        <w:rPr>
-          <w:i/>
-          <w:iCs/>
-        </w:rPr>
-        <w:t>Sahih al-Bukhari</w:t>
-      </w:r>
-      <w:r>
-        <w:t>, jld. 1, hlm. 157–159.</w:t>
-      </w:r>
-      <w:r>
-        <w:br/>
-        <w:t xml:space="preserve">[11] </w:t>
-      </w:r>
-      <w:r>
-        <w:rPr>
-          <w:i/>
-          <w:iCs/>
-        </w:rPr>
-        <w:t>Ibid.</w:t>
-      </w:r>
-      <w:r>
-        <w:br/>
-        <w:t xml:space="preserve">[12] </w:t>
-      </w:r>
-      <w:r>
-        <w:rPr>
-          <w:i/>
-          <w:iCs/>
-        </w:rPr>
-        <w:t>Sahih al-Bukhari.</w:t>
-      </w:r>
-      <w:r>
-        <w:br/>
-        <w:t xml:space="preserve">[13] </w:t>
-      </w:r>
-      <w:r>
-        <w:rPr>
-          <w:i/>
-          <w:iCs/>
-        </w:rPr>
-        <w:t>Ibid.</w:t>
-      </w:r>
-      <w:r>
-        <w:br/>
-        <w:t xml:space="preserve">[14] </w:t>
-      </w:r>
-      <w:r>
-        <w:rPr>
-          <w:i/>
-          <w:iCs/>
-        </w:rPr>
-        <w:t>Sahih Muslim</w:t>
-      </w:r>
-      <w:r>
-        <w:t>, jld. 1, hlm. 142.</w:t>
-      </w:r>
-      <w:r>
-        <w:br/>
-      </w:r>
-      <w:r>
-        <w:lastRenderedPageBreak/>
-        <w:t xml:space="preserve">[15] </w:t>
-      </w:r>
-      <w:r>
-        <w:rPr>
-          <w:i/>
-          <w:iCs/>
-        </w:rPr>
-        <w:t>Sahih al-Bukhari</w:t>
-      </w:r>
-      <w:r>
-        <w:t>, jld. 1, hlm. 137.</w:t>
-      </w:r>
-      <w:r>
-        <w:br/>
-        <w:t xml:space="preserve">[16] </w:t>
-      </w:r>
-      <w:r>
-        <w:rPr>
-          <w:i/>
-          <w:iCs/>
-        </w:rPr>
-        <w:t>Ibid.</w:t>
-      </w:r>
-      <w:r>
-        <w:br/>
-        <w:t xml:space="preserve">[17] </w:t>
-      </w:r>
-      <w:r>
-        <w:rPr>
-          <w:i/>
-          <w:iCs/>
-        </w:rPr>
-        <w:t>Ibid.</w:t>
-      </w:r>
-      <w:r>
+        <w:t>[1] Ibnu Qutaibah, 'Uyun al-Akhbar, jld. 3, hlm. 3.</w:t>
+        <w:br/>
+        <w:t>[2] Al-Rafi'i, Wahy al-Qalam, jld. 1, hlm. 357–358.</w:t>
+        <w:br/>
+        <w:t>[3] Ibid.</w:t>
+        <w:br/>
+        <w:t>[4] Yasin Khalil, majalah al-Tarbiah al-Islamiah (Iraq), jld. 5, hlm. 600.</w:t>
+        <w:br/>
+        <w:t>[5] Al-Subki, Tabaqat al-Syafi'iyyah, jld. 1, hlm. 286.</w:t>
+        <w:br/>
+        <w:t>[6] Majalah al-Da'wah, keluaran pertama, bil. 8, tahun 1951.</w:t>
+        <w:br/>
+        <w:t>[7] Badi'uzzaman Said al-Nursi, al-Mathnawi al-'Arabi, hlm. 283.</w:t>
+        <w:br/>
+        <w:t>[8] Al-Maududi, al-Usus al-Akhlaqiyyah li al-Harakah al-Islamiah, hlm. 72.</w:t>
+        <w:br/>
+        <w:t>[9] Sahih Muslim, jld. 2, hlm. 131.</w:t>
+        <w:br/>
+        <w:t>[10] Sahih al-Bukhari, jld. 1, hlm. 157–159.</w:t>
+        <w:br/>
+        <w:t>[11] Ibid.</w:t>
+        <w:br/>
+        <w:t>[12] Sahih al-Bukhari.</w:t>
+        <w:br/>
+        <w:t>[13] Ibid.</w:t>
+        <w:br/>
+        <w:t>[14] Sahih Muslim, jld. 1, hlm. 142.</w:t>
+        <w:br/>
+        <w:t>[15] Sahih al-Bukhari, jld. 1, hlm. 137.</w:t>
+        <w:br/>
+        <w:t>[16] Ibid.</w:t>
+        <w:br/>
+        <w:t>[17] Ibid.</w:t>
         <w:br/>
         <w:t>[18] Surah Sad, ayat 24.</w:t>
-      </w:r>
-      <w:r>
-        <w:br/>
-        <w:t xml:space="preserve">[19] Ibnu Sa'ad, </w:t>
-      </w:r>
-      <w:r>
-        <w:rPr>
-          <w:i/>
-          <w:iCs/>
-        </w:rPr>
-        <w:t>Tabaqat Ibnu Sa'ad</w:t>
-      </w:r>
-      <w:r>
-        <w:t>, jld. 7, hlm. 96.</w:t>
-      </w:r>
-      <w:r>
-        <w:br/>
-        <w:t xml:space="preserve">[20] Ibnu Hajar, </w:t>
-      </w:r>
-      <w:r>
-        <w:rPr>
-          <w:i/>
-          <w:iCs/>
-        </w:rPr>
-        <w:t>Tahzib al-Tahzib</w:t>
-      </w:r>
-      <w:r>
-        <w:t>, jld. 1, hlm. 173; jld. 8, hlm. 424.</w:t>
-      </w:r>
-      <w:r>
-        <w:br/>
-        <w:t xml:space="preserve">[21] </w:t>
-      </w:r>
-      <w:r>
-        <w:rPr>
-          <w:i/>
-          <w:iCs/>
-        </w:rPr>
-        <w:t>Ibid</w:t>
-      </w:r>
-      <w:r>
-        <w:t>, jld. 1, hlm. 447.</w:t>
-      </w:r>
-      <w:r>
-        <w:br/>
-        <w:t xml:space="preserve">[22] </w:t>
-      </w:r>
-      <w:r>
-        <w:rPr>
-          <w:i/>
-          <w:iCs/>
-        </w:rPr>
-        <w:t>Ibid.</w:t>
-      </w:r>
-      <w:r>
-        <w:br/>
-        <w:t xml:space="preserve">[23] Ibnu Rajab, </w:t>
-      </w:r>
-      <w:r>
-        <w:rPr>
-          <w:i/>
-          <w:iCs/>
-        </w:rPr>
-        <w:t>Zail Tabaqat al-Hanabilah</w:t>
-      </w:r>
-      <w:r>
-        <w:t>, jld. 2, hlm. 365.</w:t>
-      </w:r>
-      <w:r>
+        <w:br/>
+        <w:t>[19] Ibnu Sa'ad, Tabaqat Ibnu Sa'ad, jld. 7, hlm. 96.</w:t>
+        <w:br/>
+        <w:t>[20] Ibnu Hajar, Tahzib al-Tahzib, jld. 1, hlm. 173; jld. 8, hlm. 424.</w:t>
+        <w:br/>
+        <w:t>[21] Ibid, jld. 1, hlm. 447.</w:t>
+        <w:br/>
+        <w:t>[22] Ibid.</w:t>
+        <w:br/>
+        <w:t>[23] Ibnu Rajab, Zail Tabaqat al-Hanabilah, jld. 2, hlm. 365.</w:t>
         <w:br/>
         <w:t>[24] Surah Sad, ayat 20.</w:t>
       </w:r>
@@ -4462,7 +4148,7 @@
           <w:i/>
           <w:iCs/>
         </w:rPr>
-        <w:t>Al-Daqā'iq al-Ghāliyah</w:t>
+        <w:t>Syurga Orang yang Beriman Berada di Mihrabnya</w:t>
       </w:r>
       <w:r>
         <w:rPr>
@@ -4681,7 +4367,7 @@
     </w:p>
     <w:p>
       <w:r>
-        <w:t>Dalam rakaat yang lain, engkau mengingati Imam Hassan al-Banna, Abdul Qadir 'Audah, dan Sayyid Qutb, serta keteguhan mereka mendepani para thaghut yang sombong menindas.</w:t>
+        <w:t>Dalam rakaat yang lain, engkau mengingati Imam Hasan al-Banna, Abdul Qadir 'Audah, dan Sayyid Qutb, serta keteguhan mereka mendepani para thaghut yang sombong menindas.</w:t>
       </w:r>
     </w:p>
     <w:p>
@@ -4991,7 +4677,7 @@
     </w:p>
     <w:p>
       <w:r>
-        <w:t xml:space="preserve">Gerakan dakwah Islamiah pada hari ini tidak akan mampu melonjak naik melainkan para pendakwahnya menyalakan obor mereka pada waktu malam; dan cahayanya tidak akan bersinar menyinari kegelapan jahiliah kurun kedua puluh ini selagi mana lidah mereka tidak basah berzikir dengan seruan: </w:t>
+        <w:t xml:space="preserve">Gerakan dakwah Islam pada hari ini tidak akan mampu melonjak naik melainkan para pendakwahnya menyalakan obor mereka pada waktu malam; dan cahayanya tidak akan bersinar menyinari kegelapan jahiliah kurun kedua puluh ini selagi mana lidah mereka tidak basah berzikir dengan seruan: </w:t>
       </w:r>
       <w:r>
         <w:rPr>
@@ -5006,8 +4692,7 @@
     </w:p>
     <w:p>
       <w:r>
-        <w:lastRenderedPageBreak/>
-        <w:t>Kita tidak menuturkan perkara ini buat kali pertama, bahkan ia merupakan wasiat Imam Hassan al-Banna ketika berbicara kepada para pendakwah seraya berkata:</w:t>
+        <w:t>Kita tidak menuturkan perkara ini buat kali pertama, bahkan ia merupakan wasiat Imam Hasan al-Banna ketika berbicara kepada para pendakwah seraya berkata:</w:t>
       </w:r>
     </w:p>
     <w:p>
@@ -5054,7 +4739,7 @@
     </w:p>
     <w:p>
       <w:r>
-        <w:t>Mempelajari keikhlasan dan menelanjangi angan-angan duniawi yang dusta merupakan kurniaan paling berharga daripada Madrasah Malam, sebagaimana yang diungkapkan oleh Walid al-A'zami; dan itulah perkara yang wajib ditekankan serta diperdalamkan oleh tarbiah kita di dalam jiwa.</w:t>
+        <w:t>Mempelajari keikhlasan dan menelanjangi angan-angan duniawi yang dusta merupakan kurniaan paling berharga daripada Madrasah Malam, sebagaimana yang diungkapkan oleh Walid al-A'zami; dan itulah perkara yang wajib ditekankan serta diperdalamkan oleh tarbiah kita dalam jiwa.</w:t>
       </w:r>
     </w:p>
     <w:p>
@@ -5966,154 +5651,27 @@
     </w:p>
     <w:p>
       <w:r>
-        <w:t xml:space="preserve">[1] Walid al-A'zami, majalah </w:t>
-      </w:r>
-      <w:r>
-        <w:rPr>
-          <w:i/>
-          <w:iCs/>
-        </w:rPr>
-        <w:t>al-Tarbiyah al-Islamiyyah</w:t>
-      </w:r>
-      <w:r>
-        <w:t>, jld. 7, hlm. 637.</w:t>
-      </w:r>
-      <w:r>
-        <w:br/>
-        <w:t xml:space="preserve">[2] Mustafa Sadiq al-Rafi'i, </w:t>
-      </w:r>
-      <w:r>
-        <w:rPr>
-          <w:i/>
-          <w:iCs/>
-        </w:rPr>
-        <w:t>Wahy al-Qalam</w:t>
-      </w:r>
-      <w:r>
-        <w:t>, jld. 1, hlm. 359–364.</w:t>
-      </w:r>
-      <w:r>
-        <w:br/>
-        <w:t xml:space="preserve">[3] </w:t>
-      </w:r>
-      <w:r>
-        <w:rPr>
-          <w:i/>
-          <w:iCs/>
-        </w:rPr>
-        <w:t>Ibid.</w:t>
-      </w:r>
-      <w:r>
-        <w:br/>
-        <w:t xml:space="preserve">[4] Muhammad Iqbal, </w:t>
-      </w:r>
-      <w:r>
-        <w:rPr>
-          <w:i/>
-          <w:iCs/>
-        </w:rPr>
-        <w:t>Diwan al-Asrar wa al-Rumuz</w:t>
-      </w:r>
-      <w:r>
-        <w:t>, hlm. 79.</w:t>
-      </w:r>
-      <w:r>
-        <w:br/>
-        <w:t xml:space="preserve">[5] Majalah </w:t>
-      </w:r>
-      <w:r>
-        <w:rPr>
-          <w:i/>
-          <w:iCs/>
-        </w:rPr>
-        <w:t>al-Da'wah</w:t>
-      </w:r>
-      <w:r>
-        <w:t>, keluaran lama, bil. 63.</w:t>
-      </w:r>
-      <w:r>
-        <w:br/>
-        <w:t xml:space="preserve">[6] Walid al-A'zami, </w:t>
-      </w:r>
-      <w:r>
-        <w:rPr>
-          <w:i/>
-          <w:iCs/>
-        </w:rPr>
-        <w:t>Aghani al-Ma'rakah</w:t>
-      </w:r>
-      <w:r>
-        <w:t>, hlm. 38.</w:t>
-      </w:r>
-      <w:r>
-        <w:br/>
-        <w:t xml:space="preserve">[7] Al-Subki, </w:t>
-      </w:r>
-      <w:r>
-        <w:rPr>
-          <w:i/>
-          <w:iCs/>
-        </w:rPr>
-        <w:t>Tabaqat al-Syafi'iyyah</w:t>
-      </w:r>
-      <w:r>
-        <w:t>, jld. 3, hlm. 171.</w:t>
-      </w:r>
-      <w:r>
-        <w:br/>
-        <w:t xml:space="preserve">[8] Ibnu al-Qayyim, </w:t>
-      </w:r>
-      <w:r>
-        <w:rPr>
-          <w:i/>
-          <w:iCs/>
-        </w:rPr>
-        <w:t>Ighathat al-Lahfan</w:t>
-      </w:r>
-      <w:r>
-        <w:t>, hlm. 255.</w:t>
-      </w:r>
-      <w:r>
-        <w:br/>
-        <w:t xml:space="preserve">[9] Abdul Wahhab 'Azzam, </w:t>
-      </w:r>
-      <w:r>
-        <w:rPr>
-          <w:i/>
-          <w:iCs/>
-        </w:rPr>
-        <w:t>Diwan al-Mathani</w:t>
-      </w:r>
-      <w:r>
-        <w:t>, hlm. 35.</w:t>
-      </w:r>
-      <w:r>
-        <w:br/>
-        <w:t xml:space="preserve">[10] Walid al-A'zami, majalah </w:t>
-      </w:r>
-      <w:r>
-        <w:rPr>
-          <w:i/>
-          <w:iCs/>
-        </w:rPr>
-        <w:t>al-Tarbiyah al-Islamiyyah</w:t>
-      </w:r>
-      <w:r>
-        <w:t>, jld. 7, hlm. 636.</w:t>
-      </w:r>
-      <w:r>
-        <w:br/>
-        <w:t xml:space="preserve">[11] Walid al-A'zami, </w:t>
-      </w:r>
-      <w:r>
-        <w:rPr>
-          <w:i/>
-          <w:iCs/>
-        </w:rPr>
-        <w:t>Aghani al-Ma'rakah</w:t>
-      </w:r>
-      <w:r>
-        <w:t>, hlm. 94.</w:t>
+        <w:t>[1] Walid al-A'zami, majalah al-Tarbiah al-Islamiah, jld. 7, hlm. 637.</w:t>
+        <w:br/>
+        <w:t>[2] Mustafa Sadiq al-Rafi'i, Wahy al-Qalam, jld. 1, hlm. 359–364.</w:t>
+        <w:br/>
+        <w:t>[3] Ibid.</w:t>
+        <w:br/>
+        <w:t>[4] Muhammad Iqbal, Diwan al-Asrar wa al-Rumuz, hlm. 79.</w:t>
+        <w:br/>
+        <w:t>[5] Majalah al-Da'wah, keluaran lama, bil. 63.</w:t>
+        <w:br/>
+        <w:t>[6] Walid al-A'zami, Aghani al-Ma'rakah, hlm. 38.</w:t>
+        <w:br/>
+        <w:t>[7] Al-Subki, Tabaqat al-Syafi'iyyah, jld. 3, hlm. 171.</w:t>
+        <w:br/>
+        <w:t>[8] Ibnu al-Qayyim, Ighathat al-Lahfan, hlm. 255.</w:t>
+        <w:br/>
+        <w:t>[9] Abdul Wahhab 'Azzam, Diwan al-Mathani, hlm. 35.</w:t>
+        <w:br/>
+        <w:t>[10] Walid al-A'zami, majalah al-Tarbiah al-Islamiah, jld. 7, hlm. 636.</w:t>
+        <w:br/>
+        <w:t>[11] Walid al-A'zami, Aghani al-Ma'rakah, hlm. 94.</w:t>
       </w:r>
     </w:p>
     <w:p>
@@ -6185,7 +5743,7 @@
           <w:i/>
           <w:iCs/>
         </w:rPr>
-        <w:t>Al-Ibtidā'</w:t>
+        <w:t>Permulaan</w:t>
       </w:r>
       <w:r>
         <w:rPr>
@@ -6197,7 +5755,7 @@
     </w:p>
     <w:p>
       <w:r>
-        <w:t>Setiap orang yang mengamalkan gerak kerja tarbiah harakiah Islamiah sudah pasti memerhatikan fenomena kejatuhan dan pengunduran diri sebahagian individu. Anda melihat seorang pendakwah melangkah gagah bersama mereka yang melangkah di jalan dakwah, lalu anda menyangka bahawa dia akan tetap tsabat. Namun dia mengecewakan sangkaan anda di pertengahan jalan; sama ada kerana dirempuh rasa takut (</w:t>
+        <w:t>Setiap orang yang mengamalkan gerak kerja tarbiah harakiah Islam sudah pasti memerhatikan fenomena kejatuhan dan pengunduran diri sebahagian individu. Anda melihat seorang pendakwah melangkah gagah bersama mereka yang melangkah di jalan dakwah, lalu anda menyangka bahawa dia akan tetap tsabat. Namun dia mengecewakan sangkaan anda di pertengahan jalan; sama ada kerana dirempuh rasa takut (</w:t>
       </w:r>
       <w:r>
         <w:rPr>
@@ -6575,7 +6133,7 @@
           <w:b/>
           <w:bCs/>
         </w:rPr>
-        <w:t>• Iaitu Niat yang Bebas Ikhlas</w:t>
+        <w:t>• Niat yang Bebas Ikhlas</w:t>
       </w:r>
     </w:p>
     <w:p>
@@ -6849,7 +6407,7 @@
           <w:b/>
           <w:bCs/>
         </w:rPr>
-        <w:t>• Iaitu Mengorak Langkah Mengharungi Kesukaran</w:t>
+        <w:t>• Mengorak Langkah Mengharungi Kesukaran</w:t>
       </w:r>
     </w:p>
     <w:p>
@@ -6961,7 +6519,7 @@
         <w:t>fiqh al-himmah</w:t>
       </w:r>
       <w:r>
-        <w:t>). Maka Imam Hassan al-Banna memahami bahawa seorang pendakwah yang berjiwa besar:</w:t>
+        <w:t>). Maka Imam Hasan al-Banna memahami bahawa seorang pendakwah yang berjiwa besar:</w:t>
       </w:r>
     </w:p>
     <w:p>
@@ -7113,7 +6671,7 @@
       </w:r>
       <w:r>
         <w:br/>
-        <w:t xml:space="preserve">[10] Hassan al-Banna, </w:t>
+        <w:t xml:space="preserve">[10] Hasan al-Banna, </w:t>
       </w:r>
       <w:r>
         <w:rPr>
@@ -7187,7 +6745,7 @@
           <w:i/>
           <w:iCs/>
         </w:rPr>
-        <w:t>Nahwa Afrāh al-Ākhirah</w:t>
+        <w:t>Menuju Kegembiraan Akhirat</w:t>
       </w:r>
       <w:r>
         <w:rPr>
@@ -7275,11 +6833,7 @@
     </w:p>
     <w:p>
       <w:r>
-        <w:rPr>
-          <w:i/>
-          <w:iCs/>
-        </w:rPr>
-        <w:t>“Orang yang bijak mampu memotong jarak perjalanan yang jauh dengan keteguhan tekad, ketinggian cita-cita, ketulusan niat semata-mata kerana Allah, serta keikhlasan azam—meskipun dengan amalan yang sedikit—berlipat kali ganda lebih jauh daripada apa yang dipotong oleh orang yang kosong daripada sifat-sifat tersebut, walaupun dia banyak berpenat lelah dan menempuh perjalanan yang sukar.</w:t>
+        <w:t>“Orang yang bijak mampu menempuh perjalanan yang jauh dengan ketinggian cita-cita, keteguhan tekad, dan keikhlasan niat—walaupun dengan amalan yang sedikit—berlipat kali ganda lebih jauh daripada apa yang ditempuh oleh orang yang kosong daripada sifat-sifat tersebut, walaupun dia banyak berpenat lelah.”perjalanan yang jauh dengan keteguhan tekad, ketinggian cita-cita, ketulusan niat semata-mata kerana Allah, serta keikhlasan azam—meskipun dengan amalan yang sedikit—berlipat kali ganda lebih jauh daripada apa yang dipotong oleh orang yang kosong daripada sifat-sifat tersebut, walaupun dia banyak berpenat lelah dan menempuh perjalanan yang sukar.</w:t>
       </w:r>
     </w:p>
     <w:p>
@@ -7394,7 +6948,7 @@
           <w:i/>
           <w:iCs/>
         </w:rPr>
-        <w:t>Sesungguhnya di dalam jiwa manusia terdapat kecenderungan kepada perkara yang lazat dan mudah, serta penolakan terhadap perkara yang dibenci dan sukar. Oleh itu, angkatlah dirimu sedaya mampumu menuju kepada perkara yang bermanfaat lagi sukar; latih dan didiklah jiwamu menanggung perkara yang tidak disukai tetapi membawa kebaikan yang terbaik; sehinggalah ia terbiasa dengan urusan-urusan yang agung serta bercita-cita mencapai kemuncaknya, dan sehinggalah ia menjauhi segala kerendahan serta jijik terhadap segala perkara yang remeh.</w:t>
+        <w:t>Sesungguhnya dalam jiwa manusia terdapat kecenderungan kepada perkara yang lazat dan mudah, serta penolakan terhadap perkara yang dibenci dan sukar. Oleh itu, angkatlah dirimu sedaya mampumu menuju kepada perkara yang bermanfaat lagi sukar; latih dan didiklah jiwamu menanggung perkara yang tidak disukai tetapi membawa kebaikan yang terbaik; sehinggalah ia terbiasa dengan urusan-urusan yang agung serta bercita-cita mencapai kemuncaknya, dan sehinggalah ia menjauhi segala kerendahan serta jijik terhadap segala perkara yang remeh.</w:t>
       </w:r>
     </w:p>
     <w:p>
@@ -7446,7 +7000,7 @@
           <w:b/>
           <w:bCs/>
         </w:rPr>
-        <w:t>• Dan Engkau Pemilik Iman</w:t>
+        <w:t>• Engkau Pemilik Iman</w:t>
       </w:r>
     </w:p>
     <w:p>
@@ -7510,7 +7064,7 @@
     </w:p>
     <w:p>
       <w:r>
-        <w:t>• Dan Manusia yang Paling Penat Ialah yang Agong Tuntutan Cita-Citanya</w:t>
+        <w:t>• Manusia yang Paling Penat Ialah yang Agong Tuntutan Cita-Citanya</w:t>
       </w:r>
     </w:p>
     <w:p>
@@ -7522,7 +7076,7 @@
     </w:p>
     <w:p>
       <w:r>
-        <w:t>• Dan Engkau Insan Merdeka yang Mulia</w:t>
+        <w:t>• Engkau Insan Merdeka yang Mulia</w:t>
       </w:r>
     </w:p>
     <w:p>
@@ -7546,7 +7100,7 @@
     </w:p>
     <w:p>
       <w:r>
-        <w:t>• Dan Engkau Pemilik Matlamat</w:t>
+        <w:t>• Engkau Pemilik Matlamat</w:t>
       </w:r>
     </w:p>
     <w:p>
@@ -7575,7 +7129,7 @@
     </w:p>
     <w:p>
       <w:r>
-        <w:t>• Dan Engkau Penuntut Akses Menuju Allah</w:t>
+        <w:t>• Engkau Penuntut Akses Menuju Allah</w:t>
       </w:r>
     </w:p>
     <w:p>
@@ -7877,12 +7431,12 @@
     </w:p>
     <w:p>
       <w:r>
-        <w:t>Lebih-lebih lagi orang yang beriman pada zaman ini jauh lebih memerlukan kepekaan, rawatan hati, dan muhasabah diri berbanding keadaan umat Islam pada zaman-zaman yang lalu. Hal ini kerana mereka dahulu hidup di dalam persekitaran Islamiah yang didominasi oleh nilai-nilai keutamaan dan tradisi saling berpesan dengan kebenaran; manakala segala maksiat berusaha keras menyembunyikan dirinya daripada pandangan para ulama dan pedang pemerintah.</w:t>
-      </w:r>
-    </w:p>
-    <w:p>
-      <w:r>
-        <w:t>Adapun sekarang, ketamadunan moden telah menjadikan kekufuran daripada segenap aliran dapat didengar dan dilihat melalui radio, televisyen, dan akhbar; serta meletakkan bisikan segala jenis syaitan begitu hampir dengan hati manusia. Dengan itu, bertambahlah risiko orang yang beriman terkesan tanpa disedari oleh apa yang didengar dan dilihat ini; apatah lagi dengan terangkatnya pelaksanaan hukum Islam daripada bumi Islamiah yang didiaminya. Maka wajib ke atasnya melakukan mujahadah dan mengawal masanya jauh lebih banyak daripada apa yang diwajibkan ke atas generasi salaf.</w:t>
+        <w:t>Lebih-lebih lagi orang yang beriman pada zaman ini jauh lebih memerlukan kepekaan, rawatan hati, dan muhasabah diri berbanding keadaan umat Islam pada zaman-zaman yang lalu. Hal ini kerana mereka dahulu hidup di dalam persekitaran Islam yang didominasi oleh nilai-nilai keutamaan dan tradisi saling berpesan dengan kebenaran; manakala segala maksiat berusaha keras menyembunyikan dirinya daripada pandangan para ulama dan pedang pemerintah.</w:t>
+      </w:r>
+    </w:p>
+    <w:p>
+      <w:r>
+        <w:t>Adapun sekarang, ketamadunan moden telah menjadikan kekufuran daripada segenap aliran dapat didengar dan dilihat melalui radio, televisyen, dan akhbar; serta meletakkan bisikan segala jenis syaitan begitu hampir dengan hati manusia. Dengan itu, bertambahlah risiko orang yang beriman terkesan tanpa disedari oleh apa yang didengar dan dilihat ini; apatah lagi dengan terangkatnya pelaksanaan hukum Islam daripada bumi Islam yang didiaminya. Maka wajib ke atasnya melakukan mujahadah dan mengawal masanya jauh lebih banyak daripada apa yang diwajibkan ke atas generasi salaf.</w:t>
       </w:r>
     </w:p>
     <w:p>
@@ -8006,7 +7560,7 @@
     </w:p>
     <w:p>
       <w:r>
-        <w:t>Maka Imam Hassan al-Banna berpandangan:</w:t>
+        <w:t>Maka Imam Hasan al-Banna berpandangan:</w:t>
       </w:r>
     </w:p>
     <w:p>
@@ -8439,7 +7993,7 @@
       </w:r>
       <w:r>
         <w:br/>
-        <w:t xml:space="preserve">[12] Hassan al-Banna, </w:t>
+        <w:t xml:space="preserve">[12] Hasan al-Banna, </w:t>
       </w:r>
       <w:r>
         <w:rPr>
@@ -8614,17 +8168,17 @@
           <w:i/>
           <w:iCs/>
         </w:rPr>
-        <w:t>(al-Ukhuwwah Syi'ār Da'watinā)</w:t>
-      </w:r>
-    </w:p>
-    <w:p>
-      <w:r>
-        <w:t>Tasbih pada minit-minit waktu sahur yang amat berharga, serta pergaulan persaudaraan yang berpaksikan keimanan, merupakan dua tiang penegak yang saling bergandingan yang menjadi tunjang tertegaknya jemaah Islamiah, dan dua mata air yang memancarkan curahan kebaikan yang tidak pernah kering buat para da'i.</w:t>
-      </w:r>
-    </w:p>
-    <w:p>
-      <w:r>
-        <w:t>( "Kedua-duanya merupakan dua tiang penegak yang menjadi tunjang tertegaknya jemaah Islamiah, serta sarana bagi jemaah tersebut menunaikan peranannya yang agung dan berat. Sekiranya salah satu daripadanya runtuh, maka tidak akan wujud lagi jemaah Islamiah, dan tiada lagi peranan yang mampu ditunaikannya." ) [1]</w:t>
+        <w:t>(Persaudaraan Syiar Dakwah Kita)</w:t>
+      </w:r>
+    </w:p>
+    <w:p>
+      <w:r>
+        <w:t>Tasbih pada minit-minit waktu sahur yang amat berharga, serta pergaulan persaudaraan yang berpaksikan keimanan, merupakan dua tiang penegak yang saling bergandingan yang menjadi tunjang tertegaknya jemaah Islam, dan dua mata air yang memancarkan curahan kebaikan yang tidak pernah kering buat para da'i.</w:t>
+      </w:r>
+    </w:p>
+    <w:p>
+      <w:r>
+        <w:t>( "Kedua-duanya merupakan dua tiang penegak yang menjadi tunjang tertegaknya jemaah Islam, serta sarana bagi jemaah tersebut menunaikan peranannya yang agung dan berat. Sekiranya salah satu daripadanya runtuh, maka tidak akan wujud lagi jemaah Islam, dan tiada lagi peranan yang mampu ditunaikannya." ) [1]</w:t>
       </w:r>
     </w:p>
     <w:p>
@@ -8712,7 +8266,7 @@
     </w:p>
     <w:p>
       <w:r>
-        <w:t>( "Inilah tiang penegak pertama yang menjadi tunjang tertegaknya jemaah Islamiah bagi membuktikan kewujudannya dan melaksanakan peranannya. Hal ini kerana tanpa tiang penegak ini, setiap perhimpunan hanyalah merupakan perhimpunan jahiliah; tiada manhaj daripada Allah yang menjadi asas perhimpunan sesuatu umat, dan tiada pula kepimpinan yang berpandukan petunjuk di atas muka bumi, sebaliknya yang memimpin hanyalah kepimpinan jahiliah semata-mata." ) [2]</w:t>
+        <w:t>( "Inilah tiang penegak pertama yang menjadi tunjang tertegaknya jemaah Islam bagi membuktikan kewujudannya dan melaksanakan peranannya. Hal ini kerana tanpa tiang penegak ini, setiap perhimpunan hanyalah merupakan perhimpunan jahiliah; tiada manhaj daripada Allah yang menjadi asas perhimpunan sesuatu umat, dan tiada pula kepimpinan yang berpandukan petunjuk di atas muka bumi, sebaliknya yang memimpin hanyalah kepimpinan jahiliah semata-mata." ) [2]</w:t>
       </w:r>
     </w:p>
     <w:p>
@@ -8867,12 +8421,12 @@
     </w:p>
     <w:p>
       <w:r>
-        <w:t>Persaudaraan yang berpegang teguh dengan tali Allah ini merupakan suatu nikmat yang dilimpahkan oleh Allah kepada jemaah Islamiah yang pertama, dan ia adalah nikmat yang sentiasa dikurniakan oleh Allah kepada hamba-hamba yang dikasihi-Nya." ) [5]</w:t>
-      </w:r>
-    </w:p>
-    <w:p>
-      <w:r>
-        <w:t>( "Demikianlah jemaah Islamiah yang pertama tertegak di Madinah — berasaskan kedua-dua tiang penegak ini: berasaskan keimanan kepada Allah... iaitu keimanan yang memancar daripada makrifatullah SWT serta penghayatan terhadap sifat-sifat-Nya di dalam sanubari, daripada ketakwaan kepada-Nya dan muraqabah terhadap-Nya, serta kepekaan jiwa dan sensitiviti batin hingga ke tahap yang luar biasa yang tidak pernah disaksikan melainkan dalam keadaan yang amat jarang berlaku. Di samping itu, ia tertegak di atas landasan cinta: cinta yang melimpah-ruah dan murni, kasih sayang yang manis dan indah, serta solidariti (</w:t>
+        <w:t>Persaudaraan yang berpegang teguh dengan tali Allah ini merupakan suatu nikmat yang dilimpahkan oleh Allah kepada jemaah Islam yang pertama, dan ia adalah nikmat yang sentiasa dikurniakan oleh Allah kepada hamba-hamba yang dikasihi-Nya." ) [5]</w:t>
+      </w:r>
+    </w:p>
+    <w:p>
+      <w:r>
+        <w:t>( "Demikianlah jemaah Islam yang pertama tertegak di Madinah — berasaskan kedua-dua tiang penegak ini: berasaskan keimanan kepada Allah... iaitu keimanan yang memancar daripada makrifatullah SWT serta penghayatan terhadap sifat-sifat-Nya di dalam sanubari, daripada ketakwaan kepada-Nya dan muraqabah terhadap-Nya, serta kepekaan jiwa dan sensitiviti batin hingga ke tahap yang luar biasa yang tidak pernah disaksikan melainkan dalam keadaan yang amat jarang berlaku. Di samping itu, ia tertegak di atas landasan cinta: cinta yang melimpah-ruah dan murni, kasih sayang yang manis dan indah, serta solidariti (</w:t>
       </w:r>
       <w:r>
         <w:rPr>
@@ -9143,27 +8697,7 @@
     </w:p>
     <w:p>
       <w:r>
-        <w:t>Demikianlah persaudaraan sesama da'i menjadi rukun yang terpenting dalam tarbiah kita selepas solat dan tasbih. Tiada satu bahagian pun daripada harakah Islamiah yang melepaskan dirinya terjun ke medan amal umum sebelum menyemai dan menghidupkan makna-makna persaudaraan yang berteraskan keimanan di kalangan anggotanya, melainkan ia pasti akan mengecap padah buruk daripada sikap sambil lewa dan kecuaiannya itu. Tiada pilihan lain bagi seorang da'i melainkan permulaan langkahnya mesti melalui jalan keimanan dan memanfaatkan minit-minit malam yang berharga; serta adab persaudaraan diterjemahkan dalam bentuk saling menasihati, saling membantu dan saling mengasihi yang menghimpunkan hati-hati. Adab ini mendidiknya bersikap santun dan menahan marah (</w:t>
-      </w:r>
-      <w:r>
-        <w:rPr>
-          <w:i/>
-          <w:iCs/>
-        </w:rPr>
-        <w:t>al-tahallum</w:t>
-      </w:r>
-      <w:r>
-        <w:t>) — jika belum mampu bersikap santun sepenuhnya (</w:t>
-      </w:r>
-      <w:r>
-        <w:rPr>
-          <w:i/>
-          <w:iCs/>
-        </w:rPr>
-        <w:t>al-hilm</w:t>
-      </w:r>
-      <w:r>
-        <w:t>) — ketika menghadapi kelambatan orang yang mencuaikan kewajipan serta memaafkan ketelanjuran orang yang mendesak; sama seperti ia mendidiknya memberi ganjaran, menepati janji dan berterima kasih ketika saudaranya bersegera mengambil inisiatif, serta bersikap tawaduk dan merendah diri.</w:t>
+        <w:t>Demikianlah persaudaraan sesama da'i menjadi rukun yang terpenting dalam tarbiah kita selepas solat dan tasbih. Tiada satu bahagian pun daripada harakah Islam yang melepaskan dirinya terjun ke medan amal umum sebelum menyemai dan menghidupkan makna-makna persaudaraan yang berteraskan keimanan dalam kalangan anggotanya, melainkan ia pasti akan mengecap padah buruk daripada sikap sambil lewa dan kecuaiannya itu. Tiada pilihan lain bagi seorang da'i melainkan permulaan langkahnya mesti melalui jalan keimanan dan memanfaatkan minit-minit malam yang berharga; serta adab persaudaraan diterjemahkan dalam bentuk saling menasihati, saling membantu dan saling mengasihi yang menghimpunkan hati-hati. Adab ini mendidiknya bersikap santun dan menahan marah (al-tahallum) — jika belum mampu bersikap santun sepenuhnya (al-hilm) — ketika menghadapi kelambatan orang yang mencuaikan kewajipan serta memaafkan ketelanjuran orang yang mendesak; sama seperti ia mendidiknya memberi ganjaran, menepati janji dan berterima kasih ketika saudaranya bersegera mengambil inisiatif, serta bersikap tawaduk dan merendah diri.</w:t>
       </w:r>
     </w:p>
     <w:p>
@@ -9748,7 +9282,7 @@
     </w:p>
     <w:p>
       <w:r>
-        <w:t>Apa yang mendukacitakan ialah kebimbangan Ibnu al-Qayyim ini telah bertukar menjadi suatu realiti yang sedang dialami oleh sebahagian majlis para da'i pada masa kini: sikap berhias-hias mencari jalan untuk muncul di kalangan kita, manakala pergaulan sesama da'i meningkat melebihi kadar yang diperlukan oleh dakwah, lalu bertukar menjadi seakan-akan pengangguran dan kehendak nafsu yang melalaikan daripada matlamat sebenar perhimpunan kita dalam memantau kerja bersama generasi muda dan anggota-anggota baharu, serta melangkah mara merentas masyarakat umum untuk menyampaikan kalimah Islam kepada mereka.</w:t>
+        <w:t>Apa yang mendukacitakan ialah kebimbangan Ibnu al-Qayyim ini telah bertukar menjadi suatu realiti yang sedang dialami oleh sebahagian majlis para da'i pada masa kini: sikap berhias-hias mencari jalan untuk muncul dalam kalangan kita, manakala pergaulan sesama da'i meningkat melebihi kadar yang diperlukan oleh dakwah, lalu bertukar menjadi seakan-akan pengangguran dan kehendak nafsu yang melalaikan daripada matlamat sebenar perhimpunan kita dalam memantau kerja bersama generasi muda dan anggota-anggota baharu, serta melangkah mara merentas masyarakat umum untuk menyampaikan kalimah Islam kepada mereka.</w:t>
       </w:r>
     </w:p>
     <w:p>
@@ -9781,7 +9315,7 @@
     </w:p>
     <w:p>
       <w:r>
-        <w:t>Mungkin ada yang menyangka bahawa kata-kata seumpama ini lebih hampir kepada nasihat umum untuk orang awam berbanding perbahasan fiqh dakwah. Akan tetapi, sesiapa yang benar-benar memikul beban pengurusan kerja harian bagi dakwah Islamiah pasti menyedari kepentingannya; malah dia mengetahui betapa besarnya kemewahan yang sia-sia, bahkan bahaya yang tersembunyi pada diri orang yang meninggi diri daripada nasihat seumpama ini, lalu membisikkan seni perancangan dan kerja politik ke telinga orang-orang yang dada sebahagian mereka berasa sempit daripada menghayati makna-makna toleransi dan memaafkan orang yang tergelincir atau melakukan kesilapan. Tiada pilihan lain melainkan kesedaran amali bagi seorang da'i Muslim mesti digandingkan dengan tarbiah akhlak yang berteraskan keimanan; dan kedua-duanya wajib berjalan seiring secara serentak.</w:t>
+        <w:t>Mungkin ada yang menyangka bahawa kata-kata seumpama ini lebih hampir kepada nasihat umum untuk orang awam berbanding perbahasan fiqh dakwah. Akan tetapi, sesiapa yang benar-benar memikul beban pengurusan kerja harian bagi dakwah Islam pasti menyedari kepentingannya; malah dia mengetahui betapa besarnya kemewahan yang sia-sia, bahkan bahaya yang tersembunyi pada diri orang yang meninggi diri daripada nasihat seumpama ini, lalu membisikkan seni perancangan dan kerja politik ke telinga orang-orang yang dada sebahagian mereka berasa sempit daripada menghayati makna-makna toleransi dan memaafkan orang yang tergelincir atau melakukan kesilapan. Tiada pilihan lain melainkan kesedaran amali bagi seorang da'i Muslim mesti digandingkan dengan tarbiah akhlak yang berteraskan keimanan; dan kedua-duanya wajib berjalan seiring secara serentak.</w:t>
       </w:r>
     </w:p>
     <w:p>
@@ -9975,7 +9509,7 @@
           <w:i/>
           <w:iCs/>
         </w:rPr>
-        <w:t>Di dalam jiwaku terdapat dua lautan: masin dan tawar,</w:t>
+        <w:t>Dalam jiwaku terdapat dua lautan: masin dan tawar,</w:t>
       </w:r>
       <w:r>
         <w:t xml:space="preserve"> </w:t>
@@ -10035,439 +9569,51 @@
     </w:p>
     <w:p>
       <w:r>
-        <w:t xml:space="preserve">[1] </w:t>
-      </w:r>
-      <w:r>
-        <w:rPr>
-          <w:i/>
-          <w:iCs/>
-        </w:rPr>
-        <w:t>Fī Zhilāl al-Qur'ān</w:t>
-      </w:r>
-      <w:r>
-        <w:t>, 4/22-32.</w:t>
-      </w:r>
-      <w:r>
-        <w:br/>
-        <w:t xml:space="preserve">[2] </w:t>
-      </w:r>
-      <w:r>
-        <w:rPr>
-          <w:i/>
-          <w:iCs/>
-        </w:rPr>
-        <w:t>Fī Zhilāl al-Qur'ān</w:t>
-      </w:r>
-      <w:r>
-        <w:t>, 4/22-32.</w:t>
-      </w:r>
-      <w:r>
-        <w:br/>
-        <w:t xml:space="preserve">[3] </w:t>
-      </w:r>
-      <w:r>
-        <w:rPr>
-          <w:i/>
-          <w:iCs/>
-        </w:rPr>
-        <w:t>Fī Zhilāl al-Qur'ān</w:t>
-      </w:r>
-      <w:r>
-        <w:t>, 4/22-32.</w:t>
-      </w:r>
-      <w:r>
-        <w:br/>
-        <w:t xml:space="preserve">[4] </w:t>
-      </w:r>
-      <w:r>
-        <w:rPr>
-          <w:i/>
-          <w:iCs/>
-        </w:rPr>
-        <w:t>Dīwān al-Asrār wa al-Rumūz</w:t>
-      </w:r>
-      <w:r>
-        <w:t>, hlm. 89.</w:t>
-      </w:r>
-      <w:r>
-        <w:br/>
-        <w:t xml:space="preserve">[5] </w:t>
-      </w:r>
-      <w:r>
-        <w:rPr>
-          <w:i/>
-          <w:iCs/>
-        </w:rPr>
-        <w:t>Fī Zhilāl al-Qur'ān</w:t>
-      </w:r>
-      <w:r>
-        <w:t>, 4/23-28.</w:t>
-      </w:r>
-      <w:r>
-        <w:br/>
-        <w:t xml:space="preserve">[6] </w:t>
-      </w:r>
-      <w:r>
-        <w:rPr>
-          <w:i/>
-          <w:iCs/>
-        </w:rPr>
-        <w:t>Fī Zhilāl al-Qur'ān</w:t>
-      </w:r>
-      <w:r>
-        <w:t>, 4/23-28.</w:t>
-      </w:r>
-      <w:r>
-        <w:br/>
-        <w:t xml:space="preserve">[7] </w:t>
-      </w:r>
-      <w:r>
-        <w:rPr>
-          <w:i/>
-          <w:iCs/>
-        </w:rPr>
-        <w:t>Dīwān al-Asrār wa al-Rumūz</w:t>
-      </w:r>
-      <w:r>
-        <w:t>, hlm. 89.</w:t>
-      </w:r>
-      <w:r>
-        <w:br/>
-        <w:t xml:space="preserve">[8] </w:t>
-      </w:r>
-      <w:r>
-        <w:rPr>
-          <w:i/>
-          <w:iCs/>
-        </w:rPr>
-        <w:t>Majmū' Fatāwā Ibnu Taimiyah</w:t>
-      </w:r>
-      <w:r>
-        <w:t>, 11/101.</w:t>
-      </w:r>
-      <w:r>
-        <w:br/>
-        <w:t xml:space="preserve">[9] </w:t>
-      </w:r>
-      <w:r>
-        <w:rPr>
-          <w:i/>
-          <w:iCs/>
-        </w:rPr>
-        <w:t>Ṣa</w:t>
-      </w:r>
-      <w:r>
-        <w:rPr>
-          <w:rFonts w:ascii="Calibri" w:hAnsi="Calibri" w:cs="Calibri"/>
-          <w:i/>
-          <w:iCs/>
-        </w:rPr>
-        <w:t>ḥ</w:t>
-      </w:r>
-      <w:r>
-        <w:rPr>
-          <w:i/>
-          <w:iCs/>
-        </w:rPr>
-        <w:t>ī</w:t>
-      </w:r>
-      <w:r>
-        <w:rPr>
-          <w:rFonts w:ascii="Calibri" w:hAnsi="Calibri" w:cs="Calibri"/>
-          <w:i/>
-          <w:iCs/>
-        </w:rPr>
-        <w:t>ḥ</w:t>
-      </w:r>
-      <w:r>
-        <w:rPr>
-          <w:i/>
-          <w:iCs/>
-        </w:rPr>
-        <w:t xml:space="preserve"> al-Bukhārī</w:t>
-      </w:r>
-      <w:r>
-        <w:t>, 9/98.</w:t>
-      </w:r>
-      <w:r>
-        <w:br/>
-        <w:t xml:space="preserve">[10] </w:t>
-      </w:r>
-      <w:r>
-        <w:rPr>
-          <w:i/>
-          <w:iCs/>
-        </w:rPr>
-        <w:t>Dīwān al-Asrār wa al-Rumūz</w:t>
-      </w:r>
-      <w:r>
-        <w:t>, hlm. 84.</w:t>
-      </w:r>
-      <w:r>
-        <w:br/>
-        <w:t xml:space="preserve">[11] </w:t>
-      </w:r>
-      <w:r>
-        <w:rPr>
-          <w:i/>
-          <w:iCs/>
-        </w:rPr>
-        <w:t>Risālah al-Ta'ālīm</w:t>
-      </w:r>
-      <w:r>
-        <w:t xml:space="preserve">, Majmū'ah Rasā'il al-Imām al-Syahīd </w:t>
-      </w:r>
-      <w:r>
-        <w:rPr>
-          <w:rFonts w:ascii="Calibri" w:hAnsi="Calibri" w:cs="Calibri"/>
-        </w:rPr>
-        <w:t>Ḥ</w:t>
-      </w:r>
-      <w:r>
-        <w:t>asan al-Bannā, hlm. 28.</w:t>
-      </w:r>
-      <w:r>
-        <w:br/>
-        <w:t xml:space="preserve">[12] </w:t>
-      </w:r>
-      <w:r>
-        <w:rPr>
-          <w:i/>
-          <w:iCs/>
-        </w:rPr>
-        <w:t>Kitāb al-Zuhd</w:t>
-      </w:r>
-      <w:r>
-        <w:t>, Ibnu al-Mubārak, hlm. 232.</w:t>
-      </w:r>
-      <w:r>
-        <w:br/>
-        <w:t xml:space="preserve">[13] </w:t>
-      </w:r>
-      <w:r>
-        <w:rPr>
-          <w:i/>
-          <w:iCs/>
-        </w:rPr>
-        <w:t>Naf</w:t>
-      </w:r>
-      <w:r>
-        <w:rPr>
-          <w:rFonts w:ascii="Calibri" w:hAnsi="Calibri" w:cs="Calibri"/>
-          <w:i/>
-          <w:iCs/>
-        </w:rPr>
-        <w:t>ḥ</w:t>
-      </w:r>
-      <w:r>
-        <w:rPr>
-          <w:i/>
-          <w:iCs/>
-        </w:rPr>
-        <w:t xml:space="preserve"> al-</w:t>
-      </w:r>
-      <w:r>
-        <w:rPr>
-          <w:rFonts w:ascii="Calibri" w:hAnsi="Calibri" w:cs="Calibri"/>
-          <w:i/>
-          <w:iCs/>
-        </w:rPr>
-        <w:t>Ṭ</w:t>
-      </w:r>
-      <w:r>
-        <w:rPr>
-          <w:i/>
-          <w:iCs/>
-        </w:rPr>
-        <w:t>īb</w:t>
-      </w:r>
-      <w:r>
-        <w:t>, al-Maqqarī, 8/67.</w:t>
-      </w:r>
-      <w:r>
-        <w:br/>
-        <w:t xml:space="preserve">[14] </w:t>
-      </w:r>
-      <w:r>
-        <w:rPr>
-          <w:i/>
-          <w:iCs/>
-        </w:rPr>
-        <w:t>Dīwān Abī al-'Atāhiyah</w:t>
-      </w:r>
-      <w:r>
-        <w:t>, hlm. 25.</w:t>
-      </w:r>
-      <w:r>
-        <w:br/>
-        <w:t xml:space="preserve">[15] </w:t>
-      </w:r>
-      <w:r>
-        <w:rPr>
-          <w:i/>
-          <w:iCs/>
-        </w:rPr>
-        <w:t>Kitāb al-Zuhd</w:t>
-      </w:r>
-      <w:r>
-        <w:t>, Ibnu al-Mubārak, hlm. 416.</w:t>
-      </w:r>
-      <w:r>
-        <w:br/>
-        <w:t xml:space="preserve">[16] </w:t>
-      </w:r>
-      <w:r>
-        <w:rPr>
-          <w:i/>
-          <w:iCs/>
-        </w:rPr>
-        <w:t>I</w:t>
-      </w:r>
-      <w:r>
-        <w:rPr>
-          <w:rFonts w:ascii="Calibri" w:hAnsi="Calibri" w:cs="Calibri"/>
-          <w:i/>
-          <w:iCs/>
-        </w:rPr>
-        <w:t>ḥ</w:t>
-      </w:r>
-      <w:r>
-        <w:rPr>
-          <w:i/>
-          <w:iCs/>
-        </w:rPr>
-        <w:t>yā' 'Ulūm al-Dīn</w:t>
-      </w:r>
-      <w:r>
-        <w:t>, 2/188.</w:t>
-      </w:r>
-      <w:r>
-        <w:br/>
-        <w:t xml:space="preserve">[17] </w:t>
-      </w:r>
-      <w:r>
-        <w:rPr>
-          <w:i/>
-          <w:iCs/>
-        </w:rPr>
-        <w:t>Manāqib al-Imām A</w:t>
-      </w:r>
-      <w:r>
-        <w:rPr>
-          <w:rFonts w:ascii="Calibri" w:hAnsi="Calibri" w:cs="Calibri"/>
-          <w:i/>
-          <w:iCs/>
-        </w:rPr>
-        <w:t>ḥ</w:t>
-      </w:r>
-      <w:r>
-        <w:rPr>
-          <w:i/>
-          <w:iCs/>
-        </w:rPr>
-        <w:t>mad</w:t>
-      </w:r>
-      <w:r>
-        <w:t>, Ibnu al-Jauzī, hlm. 114.</w:t>
-      </w:r>
-      <w:r>
-        <w:br/>
-        <w:t xml:space="preserve">[18] </w:t>
-      </w:r>
-      <w:r>
-        <w:rPr>
-          <w:i/>
-          <w:iCs/>
-        </w:rPr>
-        <w:t>I</w:t>
-      </w:r>
-      <w:r>
-        <w:rPr>
-          <w:rFonts w:ascii="Calibri" w:hAnsi="Calibri" w:cs="Calibri"/>
-          <w:i/>
-          <w:iCs/>
-        </w:rPr>
-        <w:t>ḥ</w:t>
-      </w:r>
-      <w:r>
-        <w:rPr>
-          <w:i/>
-          <w:iCs/>
-        </w:rPr>
-        <w:t>yā' 'Ulūm al-Dīn</w:t>
-      </w:r>
-      <w:r>
-        <w:t>, 2/176.</w:t>
-      </w:r>
-      <w:r>
-        <w:br/>
-        <w:t xml:space="preserve">[19] </w:t>
-      </w:r>
-      <w:r>
-        <w:rPr>
-          <w:i/>
-          <w:iCs/>
-        </w:rPr>
-        <w:t>Majallah al-Tarbiyah al-Islāmiyyah</w:t>
-      </w:r>
-      <w:r>
-        <w:t>, 7/55.</w:t>
-      </w:r>
-      <w:r>
-        <w:br/>
-        <w:t xml:space="preserve">[20] </w:t>
-      </w:r>
-      <w:r>
-        <w:rPr>
-          <w:i/>
-          <w:iCs/>
-        </w:rPr>
-        <w:t>Tahdhīb al-Tahdhīb</w:t>
-      </w:r>
-      <w:r>
-        <w:t>, 3/396.</w:t>
-      </w:r>
-      <w:r>
-        <w:br/>
-        <w:t xml:space="preserve">[21] </w:t>
-      </w:r>
-      <w:r>
-        <w:rPr>
-          <w:i/>
-          <w:iCs/>
-        </w:rPr>
-        <w:t>Dīwān al-Asrār wa al-Rumūz</w:t>
-      </w:r>
-      <w:r>
-        <w:t>, hlm. 72.</w:t>
-      </w:r>
-      <w:r>
-        <w:br/>
-        <w:t xml:space="preserve">[22] </w:t>
-      </w:r>
-      <w:r>
-        <w:rPr>
-          <w:i/>
-          <w:iCs/>
-        </w:rPr>
-        <w:t>al-Fawā'id</w:t>
-      </w:r>
-      <w:r>
-        <w:t>, Ibnu al-Qayyim, hlm. 51.</w:t>
-      </w:r>
-      <w:r>
-        <w:br/>
-        <w:t xml:space="preserve">[23] </w:t>
-      </w:r>
-      <w:r>
-        <w:rPr>
-          <w:i/>
-          <w:iCs/>
-        </w:rPr>
-        <w:t>Dīwān al-Mathānī</w:t>
-      </w:r>
-      <w:r>
-        <w:t>, hlm. 38.</w:t>
+        <w:t>[1] Fī Zhilāl al-Qur'ān, 4/22-32.</w:t>
+        <w:br/>
+        <w:t>[2] Fī Zhilāl al-Qur'ān, 4/22-32.</w:t>
+        <w:br/>
+        <w:t>[3] Fī Zhilāl al-Qur'ān, 4/22-32.</w:t>
+        <w:br/>
+        <w:t>[4] Dīwān al-Asrār wa al-Rumūz, hlm. 89.</w:t>
+        <w:br/>
+        <w:t>[5] Fī Zhilāl al-Qur'ān, 4/23-28.</w:t>
+        <w:br/>
+        <w:t>[6] Fī Zhilāl al-Qur'ān, 4/23-28.</w:t>
+        <w:br/>
+        <w:t>[7] Dīwān al-Asrār wa al-Rumūz, hlm. 89.</w:t>
+        <w:br/>
+        <w:t>[8] Majmū' Fatāwā Ibnu Taimiyah, 11/101.</w:t>
+        <w:br/>
+        <w:t>[9] Ṣaḥīḥ al-Bukhārī, 9/98.</w:t>
+        <w:br/>
+        <w:t>[10] Dīwān al-Asrār wa al-Rumūz, hlm. 84.</w:t>
+        <w:br/>
+        <w:t>[11] Risālah al-Ta'ālīm, Majmū'ah Rasā'il al-Imām al-Syahīd Ḥasan al-Bannā, hlm. 28.</w:t>
+        <w:br/>
+        <w:t>[12] Kitāb al-Zuhd, Ibnu al-Mubārak, hlm. 232.</w:t>
+        <w:br/>
+        <w:t>[13] Nafḥ al-Ṭīb, al-Maqqarī, 8/67.</w:t>
+        <w:br/>
+        <w:t>[14] Dīwān Abī al-'Atāhiyah, hlm. 25.</w:t>
+        <w:br/>
+        <w:t>[15] Kitāb al-Zuhd, Ibnu al-Mubārak, hlm. 416.</w:t>
+        <w:br/>
+        <w:t>[16] Iḥyā' 'Ulūm al-Dīn, 2/188.</w:t>
+        <w:br/>
+        <w:t>[17] Manāqib al-Imām Aḥmad, Ibnu al-Jauzī, hlm. 114.</w:t>
+        <w:br/>
+        <w:t>[18] Iḥyā' 'Ulūm al-Dīn, 2/176.</w:t>
+        <w:br/>
+        <w:t>[19] Majallah al-Tarbiah al-Islāmiah, 7/55.</w:t>
+        <w:br/>
+        <w:t>[20] Tahdhīb al-Tahdhīb, 3/396.</w:t>
+        <w:br/>
+        <w:t>[21] Dīwān al-Asrār wa al-Rumūz, hlm. 72.</w:t>
+        <w:br/>
+        <w:t>[22] al-Fawā'id, Ibnu al-Qayyim, hlm. 51.</w:t>
+        <w:br/>
+        <w:t>[23] Dīwān al-Mathānī, hlm. 38.</w:t>
       </w:r>
     </w:p>
     <w:p>
@@ -10620,7 +9766,7 @@
           <w:i/>
           <w:iCs/>
         </w:rPr>
-        <w:t>(Asyjār al-Īmān)</w:t>
+        <w:t>(Pohon-Pohon Keimanan)</w:t>
       </w:r>
     </w:p>
     <w:p>
@@ -11131,7 +10277,7 @@
     </w:p>
     <w:p>
       <w:r>
-        <w:t>Tiada seorang pun di kalangan kita melainkan di dalam rumahnya terdapat kitab himpunan hadis; seolah-olah Nabi SAW berdiri di sisinya untuk mengajarnya urusan agama dan mendidiknya syariat Islam. Maka kesetiaan yang selayaknya bagi orang seperti kita adalah mencontohi batang tamar tersebut, lalu kita menterjemahkannya dalam bentuk kepatuhan dan peneladanan yang sungguh-sungguh.</w:t>
+        <w:t>Tiada seorang pun dalam kalangan kita melainkan di dalam rumahnya terdapat kitab himpunan hadis; seolah-olah Nabi SAW berdiri di sisinya untuk mengajarnya urusan agama dan mendidiknya syariat Islam. Maka kesetiaan yang selayaknya bagi orang seperti kita adalah mencontohi batang tamar tersebut, lalu kita menterjemahkannya dalam bentuk kepatuhan dan peneladanan yang sungguh-sungguh.</w:t>
       </w:r>
     </w:p>
     <w:p>
@@ -11264,7 +10410,7 @@
     </w:p>
     <w:p>
       <w:r>
-        <w:t>• Dan Apabila Manusia Memahami Perumpamaan-perumpamaan Ini: Mereka Berlumba-lumba Menanam, Lalu Muncullah Pohon Kelapan yang Dikenali di Kalangan Mereka Sebagai Pohon Memaafkan (al-Ightifar)</w:t>
+        <w:t>• Dan Apabila Manusia Memahami Perumpamaan-perumpamaan Ini: Mereka Berlumba-lumba Menanam, Lalu Muncullah Pohon Kelapan yang Dikenali dalam Kalangan Mereka Sebagai Pohon Memaafkan (al-Ightifar)</w:t>
       </w:r>
     </w:p>
     <w:p>
@@ -11518,7 +10664,7 @@
     </w:p>
     <w:p>
       <w:r>
-        <w:t>Maka perhatikanlah peringkat-peringkat penjagaannya terhadap pohon itu dan keprihatinannya padanya: bagaimana dia memulakannya dengan menyucikan hatinya daripada bebatuan hasad dengki, riyak, takbur dan sangka buruk; bagaimana dia menyiramnya dengan air mata khusyuk pada waktu sepertiga malam yang terakhir; dan bagaimana dia menghalau syaitan-syaitan manusia dan jin apabila mereka berlegar-legar di sekeliling benihnya untuk meragutnya! Terapkanlah tindakannya dan contohilah teladannya: nescaya pohon itu akan mengeluarkan daun-daun yang merimbun untukmu, serta mekar kuntuman bunganya dengan aneka warna dan haruman wangi. Lalu engkau tidur lena di bawah naungannya sebagaimana dia tidur, menghayati perasaan ahli Baiah al-Ridhwan; seolah-olah engkau berada di kalangan mereka dan bersama mereka, diselubungi kemanisan baiah untuk mati di jalan Allah demi mempertahankan Islam.</w:t>
+        <w:t>Maka perhatikanlah peringkat-peringkat penjagaannya terhadap pohon itu dan keprihatinannya padanya: bagaimana dia memulakannya dengan menyucikan hatinya daripada bebatuan hasad dengki, riyak, takbur dan sangka buruk; bagaimana dia menyiramnya dengan air mata khusyuk pada waktu sepertiga malam yang terakhir; dan bagaimana dia menghalau syaitan-syaitan manusia dan jin apabila mereka berlegar-legar di sekeliling benihnya untuk meragutnya! Terapkanlah tindakannya dan contohilah teladannya: nescaya pohon itu akan mengeluarkan daun-daun yang merimbun untukmu, serta mekar kuntuman bunganya dengan aneka warna dan haruman wangi. Lalu engkau tidur lena di bawah naungannya sebagaimana dia tidur, menghayati perasaan ahli Baiah al-Ridhwan; seolah-olah engkau berada dalam kalangan mereka dan bersama mereka, diselubungi kemanisan baiah untuk mati di jalan Allah demi mempertahankan Islam.</w:t>
       </w:r>
     </w:p>
     <w:p>
@@ -12057,13 +11203,7 @@
         </w:rPr>
       </w:pPr>
       <w:r>
-        <w:rPr>
-          <w:b/>
-          <w:bCs/>
-          <w:i/>
-          <w:iCs/>
-        </w:rPr>
-        <w:t>(Hisār al-Amal)</w:t>
+        <w:t>(Penjara Harapan)</w:t>
       </w:r>
     </w:p>
     <w:p>
@@ -12078,7 +11218,7 @@
     </w:p>
     <w:p>
       <w:r>
-        <w:t>Melalui huraian para ulama yang menjelaskan kesempurnaan akidah Islamiah, atau melalui perbincangan para failasuf dalam usaha mereka mencapai tahap idealisme: perbahasan meluas mengenai persoalan takdir, antara paksaan (</w:t>
+        <w:t>Melalui huraian para ulama yang menjelaskan kesempurnaan akidah Islam, atau melalui perbincangan para failasuf dalam usaha mereka mencapai tahap idealisme: perbahasan meluas mengenai persoalan takdir, antara paksaan (</w:t>
       </w:r>
       <w:r>
         <w:rPr>
@@ -12118,8 +11258,7 @@
     </w:p>
     <w:p>
       <w:r>
-        <w:lastRenderedPageBreak/>
-        <w:t>Gerakan Islamiah tidak akan menemui suatu sudut pandang yang bebas daripada sebarang kesesatan melainkan apabila ia menatap hakikat kehidupan daripada suatu panorama yang menyeluruh lagi ringkas; sama seperti ia memandang kepada hakikat kematian — iaitu suatu hakikat yang tidak memerlukan sebarang dalil pembuktian dan analisis falsafah, yang sentiasa melaungkan peringatan kepada manusia pada setiap pagi dan petang.</w:t>
+        <w:t>Gerakan Islam tidak akan menemui suatu sudut pandang yang bebas daripada sebarang kesesatan melainkan apabila ia menatap hakikat kehidupan daripada suatu panorama yang menyeluruh lagi ringkas; sama seperti ia memandang kepada hakikat kematian — iaitu suatu hakikat yang tidak memerlukan sebarang dalil pembuktian dan analisis falsafah, yang sentiasa melaungkan peringatan kepada manusia pada setiap pagi dan petang.</w:t>
       </w:r>
     </w:p>
     <w:p>
@@ -12181,7 +11320,7 @@
     </w:p>
     <w:p>
       <w:r>
-        <w:t>Oleh sebab itulah, pelan tindakan tarbiah harakah Islamiah wajib meletakkan peringatan tentang kematian sebagai salah satu asas pentingnya; membimbing setiap da'i agar dapat menyentuh secara dekat hakikatnya dan kerendahan dunia ini, lalu bangkit mencerahkan langkah pengorbanannya serta membersihkan diri daripada belenggu kebendaan yang cuba membenamkan setiap orang yang terpedaya dengannya ke perut bumi.</w:t>
+        <w:t>Oleh sebab itulah, pelan tindakan tarbiah harakah Islam wajib meletakkan peringatan tentang kematian sebagai salah satu asas pentingnya; membimbing setiap da'i agar dapat menyentuh secara dekat hakikatnya dan kerendahan dunia ini, lalu bangkit mencerahkan langkah pengorbanannya serta membersihkan diri daripada belenggu kebendaan yang cuba membenamkan setiap orang yang terpedaya dengannya ke perut bumi.</w:t>
       </w:r>
     </w:p>
     <w:p>
@@ -12209,7 +11348,7 @@
     </w:p>
     <w:p>
       <w:r>
-        <w:t>Sekiranya para panglima perang menghimpunkan bala tentera mereka sebelum pertempuran lalu membentuk bulatan di sekeliling mereka demi melakarkan pelan kepungan musuh di atas tanah; sesungguhnya para pemimpin gerakan Islamiah lebih utama untuk melakarkan pelan kepungan ajal terhadap angan-angan palsu di hadapan halaqah-halaqah para da'i. Mereka memperingatkan para da'i dengan pelan ini persis sebagaimana yang pernah dilakarkan oleh Nabi SAW pada suatu hari untuk para sahabat baginda di atas tanah Madinah, sehingga terbukalah kota-kota agung buat mereka tatkala mereka memahami garisan-garisan tersebut.</w:t>
+        <w:t>Sekiranya para panglima perang menghimpunkan bala tentera mereka sebelum pertempuran lalu membentuk bulatan di sekeliling mereka demi melakarkan pelan kepungan musuh di atas tanah; sesungguhnya para pemimpin gerakan Islam lebih utama untuk melakarkan pelan kepungan ajal terhadap angan-angan palsu di hadapan halaqah-halaqah para da'i. Mereka memperingatkan para da'i dengan pelan ini persis sebagaimana yang pernah dilakarkan oleh Nabi SAW pada suatu hari untuk para sahabat baginda di atas tanah Madinah, sehingga terbukalah kota-kota agung buat mereka tatkala mereka memahami garisan-garisan tersebut.</w:t>
       </w:r>
     </w:p>
     <w:p>
@@ -12737,8 +11876,7 @@
     </w:p>
     <w:p>
       <w:r>
-        <w:lastRenderedPageBreak/>
-        <w:t>Beliau menetap di kalangan penduduk Damsyik selama bertahun-tahun untuk meredakan gelombang limpahan harta kebendaan yang mula mencemari kehidupan masyarakatnya. Pernah seorang lelaki datang menemui isteri beliau, Ummu al-Darda', untuk meminta nasihat, seraya berkata:</w:t>
+        <w:t>Beliau menetap dalam kalangan penduduk Damsyik selama bertahun-tahun untuk meredakan gelombang limpahan harta kebendaan yang mula mencemari kehidupan masyarakatnya. Pernah seorang lelaki datang menemui isteri beliau, Ummu al-Darda', untuk meminta nasihat, seraya berkata:</w:t>
       </w:r>
     </w:p>
     <w:p>
@@ -13098,7 +12236,7 @@
     </w:p>
     <w:p>
       <w:r>
-        <w:t xml:space="preserve">Sekiranya hari ini kita menyaksikan pemergian demi pemergian para kekasih dan perpisahan dengan generasi awal pelopor yang tawaduk yang mengasaskan gerakan Islamiah kontemporari: wajarlah kita menangisi pemergian mereka bersama ancaman limpahan harta kemewahan — sama seperti tangisan Abu al-Darda' atau tangisan Salman al-Farisi RA dalam riwayat yang lain, kerana bimbang dan berasa asing tatkala kehilangan mereka. Namun begitu, gerakan dakwah yang menelusuri jejak langkah Nabi Muhammad SAW tidak wajar membiarkan tangisan kita menjatuhkan kita ke lembah keluh-kesah yang melumpuhkan tekad; sebaliknya tiada pilihan bagi kita — dengan bermulanya fasa baharu yang menuntut gerakan kita mengisi kekosongan akibat kegagalan fahaman nasionalisme dan komunisme yang melampau — melainkan meningkatkan tahap kesedaran tarbiah. Kita membisikkan nasihat-nasihat Umar ini ke telinga setiap da'i, agar jiwa mudanya kembali bersemangat, berani mara dan berwawasan </w:t>
+        <w:t xml:space="preserve">Sekiranya hari ini kita menyaksikan pemergian demi pemergian para kekasih dan perpisahan dengan generasi awal pelopor yang tawaduk yang mengasaskan gerakan Islam kontemporari: wajarlah kita menangisi pemergian mereka bersama ancaman limpahan harta kemewahan — sama seperti tangisan Abu al-Darda' atau tangisan Salman al-Farisi RA dalam riwayat yang lain, kerana bimbang dan berasa asing tatkala kehilangan mereka. Namun begitu, gerakan dakwah yang menelusuri jejak langkah Nabi Muhammad SAW tidak wajar membiarkan tangisan kita menjatuhkan kita ke lembah keluh-kesah yang melumpuhkan tekad; sebaliknya tiada pilihan bagi kita — dengan bermulanya fasa baharu yang menuntut gerakan kita mengisi kekosongan akibat kegagalan fahaman nasionalisme dan komunisme yang melampau — melainkan meningkatkan tahap kesedaran tarbiah. Kita membisikkan nasihat-nasihat Umar ini ke telinga setiap da'i, agar jiwa mudanya kembali bersemangat, berani mara dan berwawasan </w:t>
       </w:r>
       <w:r>
         <w:lastRenderedPageBreak/>
@@ -16354,17 +15492,17 @@
     </w:p>
     <w:p>
       <w:r>
-        <w:t>Melalui patah-patah perkataan ini, beliau RA menutup lembaran sirah kehidupan yang telah meletihkan seluruh daie Islam selepasnya.</w:t>
-      </w:r>
-    </w:p>
-    <w:p>
-      <w:r>
-        <w:t>Sesungguhnya kehidupan ini dituntut dan dicari oleh seorang daie yang cemburu terhadap agamanya, dan dia berasa amat cemas menghadapi kehadiran maut, disebabkan maut itulah yang bakal menghalang antaranya dengan khidmat bakti kepada kaum muslimin serta pelaksanaan urusan dakwah Islam.</w:t>
-      </w:r>
-    </w:p>
-    <w:p>
-      <w:r>
-        <w:t>Lalu konsep ini — dengan kadar timbangan seumpama ini — menjadi wajah pelengkap bagi tarbiah harakah yang mengekang ledakan angan-angan keduniaan. Seorang daie, melalui pandangannya yang berulang kali terhadap konsep ini, mengamalkan suatu kepositifan yang menjauhkannya daripada keputusasaan yang pasif serta sikap memandang remeh terhadap amal yang berpunca daripada pandangan sempit yang sekadar mengekang angan-angan semata-mata.</w:t>
+        <w:t>Melalui patah-patah perkataan ini, beliau RA menutup lembaran sirah kehidupan yang telah meletihkan seluruh da'i Islam selepasnya.</w:t>
+      </w:r>
+    </w:p>
+    <w:p>
+      <w:r>
+        <w:t>Sesungguhnya kehidupan ini dituntut dan dicari oleh seorang da'i yang cemburu terhadap agamanya, dan dia berasa amat cemas menghadapi kehadiran maut, disebabkan maut itulah yang bakal menghalang antaranya dengan khidmat bakti kepada kaum muslimin serta pelaksanaan urusan dakwah Islam.</w:t>
+      </w:r>
+    </w:p>
+    <w:p>
+      <w:r>
+        <w:t>Lalu konsep ini — dengan kadar timbangan seumpama ini — menjadi wajah pelengkap bagi tarbiah harakah yang mengekang ledakan angan-angan keduniaan. Seorang da'i, melalui pandangannya yang berulang kali terhadap konsep ini, mengamalkan suatu kepositifan yang menjauhkannya daripada keputusasaan yang pasif serta sikap memandang remeh terhadap amal yang berpunca daripada pandangan sempit yang sekadar mengekang angan-angan semata-mata.</w:t>
       </w:r>
     </w:p>
     <w:p>
@@ -18267,8 +17405,7 @@
           <w:b/>
           <w:bCs/>
         </w:rPr>
-        <w:lastRenderedPageBreak/>
-        <w:t xml:space="preserve">10: Jangan.. Wahai Belenggu-Belenggu Bumi! </w:t>
+        <w:t xml:space="preserve">10: Tidak.. Wahai Belenggu-Belenggu Bumi! </w:t>
       </w:r>
     </w:p>
     <w:p>
@@ -18314,17 +17451,7 @@
     </w:p>
     <w:p>
       <w:r>
-        <w:t>Sekiranya para pendakwah kepada Allah telah memahami jalan untuk membuat pembetulan (</w:t>
-      </w:r>
-      <w:r>
-        <w:rPr>
-          <w:i/>
-          <w:iCs/>
-        </w:rPr>
-        <w:t>istidrāk</w:t>
-      </w:r>
-      <w:r>
-        <w:t>), enggan tunduk kepada kerosakan yang semakin berleluasa, memberontak terhadap proses penjinakan jiwa, serta memulakan usaha-usaha peneguhan dan tarbiah bagi mereka yang memiliki fitrah yang sejahtera; sesungguhnya selain mereka pula hanya mampu meratapi realiti kaum muslimin sambil mengeluh dan mengaduh. Mereka tidak melangkah lebih daripada sekadar menzahirkan kesedihan, lalu berkurung di rumah atau di masjid masing-masing dalam keadaan diselubungi keputusasaan, meninggalkan para daie Islam bersendirian di medan pertempuran, sambil menyangka bahawa dengan kesedihannya itu dia telah melepaskan tanggungjawabnya, bahkan barangkali menyangka bahawa dia telah meraih keutamaan dan darjat kepujian.</w:t>
+        <w:t>Sekiranya para pendakwah kepada Allah telah memahami jalan untuk membuat pembetulan (istidrāk), enggan tunduk kepada kerosakan yang semakin berleluasa, memberontak terhadap proses penjinakan jiwa, serta memulakan usaha-usaha peneguhan dan tarbiah bagi mereka yang memiliki fitrah yang sejahtera; sesungguhnya selain mereka pula hanya mampu meratapi realiti kaum muslimin sambil mengeluh dan mengaduh. Mereka tidak melangkah lebih daripada sekadar menzahirkan kesedihan, lalu berkurung di rumah atau di masjid masing-masing dalam keadaan diselubungi keputusasaan, meninggalkan para da'i Islam bersendirian di medan pertempuran, sambil menyangka bahawa dengan kesedihannya itu dia telah melepaskan tanggungjawabnya, bahkan barangkali menyangka bahawa dia telah meraih keutamaan dan darjat kepujian.</w:t>
       </w:r>
     </w:p>
     <w:p>
@@ -18723,7 +17850,7 @@
     </w:p>
     <w:p>
       <w:r>
-        <w:t>Inilah hakikat yang kita kenali mengenai keperibadian seorang daie. Tidak akan sempurna penghambaannya kepada Allah sehinggalah dia mencapai keadaan seumpama Nabi Ibrahim AS, tatkala baginda berserah diri, patuh taat, dan meletakkan mata pisau di leher anak kesayangannya.</w:t>
+        <w:t>Inilah hakikat yang kita kenali mengenai keperibadian seorang da'i. Tidak akan sempurna penghambaannya kepada Allah sehinggalah dia mencapai keadaan seumpama Nabi Ibrahim AS, tatkala baginda berserah diri, patuh taat, dan meletakkan mata pisau di leher anak kesayangannya.</w:t>
       </w:r>
     </w:p>
     <w:p>
@@ -18886,18 +18013,12 @@
     <w:p>
       <w:r>
         <w:t>Begitulah bukti nyata yang diberikan oleh seorang Muslim sebagai tanda kejujuran imannya.</w:t>
-      </w:r>
-      <w:r>
         <w:br/>
         <w:t>Dan begitulah hakikatnya tindakan gelora kerinduan apabila ia benar-benar tulus.</w:t>
-      </w:r>
-      <w:r>
         <w:br/>
         <w:t>Pada saat itu, pemiliknya enggan melainkan berhijrah dan menggabungkan diri ke dalam kafilah dakwah.</w:t>
-      </w:r>
-      <w:r>
-        <w:br/>
-        <w:t>Dia meninggalkan setiap rakan yang melemahkannya dan menghiasi sikap mengutamakan keselamatan diri, melainkan seorang daie yang berkongsi cita-cita bersamanya, bekerjasama dengannya meredah jalan jihad, serta mengajarkannya ilmu pengorbanan, fiqh dakwah, dan khabar gembira.</w:t>
+        <w:br/>
+        <w:t>Dia meninggalkan setiap rakan yang melemahkannya dan menghiasi sikap mengutamakan keselamatan diri, melainkan seorang da'i yang berkongsi cita-cita bersamanya, bekerjasama dengannya meredah jalan jihad, serta mengajarkannya ilmu pengorbanan, fiqh dakwah, dan khabar gembira.</w:t>
       </w:r>
     </w:p>
     <w:p>
@@ -19209,7 +18330,7 @@
     </w:p>
     <w:p>
       <w:r>
-        <w:t>Oleh itu, antara ajaran dan pesanan Imam Hassan al-Banna ialah:</w:t>
+        <w:t>Oleh itu, antara ajaran dan pesanan Imam Hasan al-Banna ialah:</w:t>
       </w:r>
     </w:p>
     <w:p>
@@ -19834,324 +18955,47 @@
     </w:p>
     <w:p>
       <w:r>
-        <w:t xml:space="preserve">[1] Ibnu Taimiyah, </w:t>
-      </w:r>
-      <w:r>
-        <w:rPr>
-          <w:i/>
-          <w:iCs/>
-        </w:rPr>
-        <w:t>Majmū' Fatāwā</w:t>
-      </w:r>
-      <w:r>
-        <w:t>, jld. 10, hlm. 17.</w:t>
-      </w:r>
-      <w:r>
-        <w:br/>
-        <w:t xml:space="preserve">[2] Mahmud Al Ja'far, </w:t>
-      </w:r>
-      <w:r>
-        <w:rPr>
-          <w:rFonts w:ascii="Calibri" w:hAnsi="Calibri" w:cs="Calibri"/>
-          <w:i/>
-          <w:iCs/>
-        </w:rPr>
-        <w:t>Ḥ</w:t>
-      </w:r>
-      <w:r>
-        <w:rPr>
-          <w:i/>
-          <w:iCs/>
-        </w:rPr>
-        <w:t>anīn ilā al-Fajr</w:t>
-      </w:r>
-      <w:r>
-        <w:t>, hlm. 140.</w:t>
-      </w:r>
-      <w:r>
-        <w:br/>
-        <w:t xml:space="preserve">[3] Salahuddin Majid, majalah </w:t>
-      </w:r>
-      <w:r>
-        <w:rPr>
-          <w:i/>
-          <w:iCs/>
-        </w:rPr>
-        <w:t>al-Tarbiyah al-Islāmiyyah</w:t>
-      </w:r>
-      <w:r>
-        <w:t>, jld. 5, hlm. 594.</w:t>
-      </w:r>
-      <w:r>
-        <w:br/>
-        <w:t xml:space="preserve">[4] Abdul Qadir al-Kailani, </w:t>
-      </w:r>
-      <w:r>
-        <w:rPr>
-          <w:i/>
-          <w:iCs/>
-        </w:rPr>
-        <w:t>al-Fat</w:t>
-      </w:r>
-      <w:r>
-        <w:rPr>
-          <w:rFonts w:ascii="Calibri" w:hAnsi="Calibri" w:cs="Calibri"/>
-          <w:i/>
-          <w:iCs/>
-        </w:rPr>
-        <w:t>ḥ</w:t>
-      </w:r>
-      <w:r>
-        <w:rPr>
-          <w:i/>
-          <w:iCs/>
-        </w:rPr>
-        <w:t xml:space="preserve"> al-Rabbānī</w:t>
-      </w:r>
-      <w:r>
-        <w:t>, hlm. 298.</w:t>
-      </w:r>
-      <w:r>
-        <w:br/>
-        <w:t xml:space="preserve">[5] Ibnu al-Qayyim, </w:t>
-      </w:r>
-      <w:r>
-        <w:rPr>
-          <w:i/>
-          <w:iCs/>
-        </w:rPr>
-        <w:t>Miftā</w:t>
-      </w:r>
-      <w:r>
-        <w:rPr>
-          <w:rFonts w:ascii="Calibri" w:hAnsi="Calibri" w:cs="Calibri"/>
-          <w:i/>
-          <w:iCs/>
-        </w:rPr>
-        <w:t>ḥ</w:t>
-      </w:r>
-      <w:r>
-        <w:rPr>
-          <w:i/>
-          <w:iCs/>
-        </w:rPr>
-        <w:t xml:space="preserve"> Dār al-Sa'ādah</w:t>
-      </w:r>
-      <w:r>
-        <w:t>, jld. 1, hlm. 35.</w:t>
-      </w:r>
-      <w:r>
-        <w:br/>
-        <w:t xml:space="preserve">[6] Muhammad Iqbal, </w:t>
-      </w:r>
-      <w:r>
-        <w:rPr>
-          <w:i/>
-          <w:iCs/>
-        </w:rPr>
-        <w:t>Dīwān al-Asrār wa al-Rumūz</w:t>
-      </w:r>
-      <w:r>
-        <w:t>, hlm. 39.</w:t>
-      </w:r>
-      <w:r>
-        <w:br/>
-        <w:t xml:space="preserve">[7] Ibnu al-Qayyim, </w:t>
-      </w:r>
-      <w:r>
-        <w:rPr>
-          <w:i/>
-          <w:iCs/>
-        </w:rPr>
-        <w:t>Miftā</w:t>
-      </w:r>
-      <w:r>
-        <w:rPr>
-          <w:rFonts w:ascii="Calibri" w:hAnsi="Calibri" w:cs="Calibri"/>
-          <w:i/>
-          <w:iCs/>
-        </w:rPr>
-        <w:t>ḥ</w:t>
-      </w:r>
-      <w:r>
-        <w:rPr>
-          <w:i/>
-          <w:iCs/>
-        </w:rPr>
-        <w:t xml:space="preserve"> Dār al-Sa'ādah</w:t>
-      </w:r>
-      <w:r>
-        <w:t>, jld. 1, hlm. 46.</w:t>
-      </w:r>
-      <w:r>
-        <w:br/>
-        <w:t xml:space="preserve">[8] Ibnu Taimiyah, </w:t>
-      </w:r>
-      <w:r>
-        <w:rPr>
-          <w:i/>
-          <w:iCs/>
-        </w:rPr>
-        <w:t>Majmū' Fatāwā</w:t>
-      </w:r>
-      <w:r>
-        <w:t>, jld. 10, hlm. 186.</w:t>
-      </w:r>
-      <w:r>
+        <w:t>[1] Ibnu Taimiyah, Majmū' Fatāwā, jld. 10, hlm. 17.</w:t>
+        <w:br/>
+        <w:t>[2] Mahmud Al Ja'far, Ḥanīn ilā al-Fajr, hlm. 140.</w:t>
+        <w:br/>
+        <w:t>[3] Salahuddin Majid, majalah al-Tarbiah al-Islāmiah, jld. 5, hlm. 594.</w:t>
+        <w:br/>
+        <w:t>[4] Abdul Qadir al-Kailani, al-Fatḥ al-Rabbānī, hlm. 298.</w:t>
+        <w:br/>
+        <w:t>[5] Ibnu al-Qayyim, Miftāḥ Dār al-Sa'ādah, jld. 1, hlm. 35.</w:t>
+        <w:br/>
+        <w:t>[6] Muhammad Iqbal, Dīwān al-Asrār wa al-Rumūz, hlm. 39.</w:t>
+        <w:br/>
+        <w:t>[7] Ibnu al-Qayyim, Miftāḥ Dār al-Sa'ādah, jld. 1, hlm. 46.</w:t>
+        <w:br/>
+        <w:t>[8] Ibnu Taimiyah, Majmū' Fatāwā, jld. 10, hlm. 186.</w:t>
         <w:br/>
         <w:t>[9] Surah al-Mujādilah, ayat 11.</w:t>
-      </w:r>
-      <w:r>
         <w:br/>
         <w:t>[10] Surah al-Anfāl, ayat 2–4.</w:t>
-      </w:r>
-      <w:r>
-        <w:br/>
-        <w:t xml:space="preserve">[11] Surah </w:t>
-      </w:r>
-      <w:r>
-        <w:rPr>
-          <w:rFonts w:ascii="Calibri" w:hAnsi="Calibri" w:cs="Calibri"/>
-        </w:rPr>
-        <w:t>Ṭ</w:t>
-      </w:r>
-      <w:r>
-        <w:t>āhā, ayat 75.</w:t>
-      </w:r>
-      <w:r>
+        <w:br/>
+        <w:t>[11] Surah Ṭāhā, ayat 75.</w:t>
         <w:br/>
         <w:t>[12] Surah al-Nisā', ayat 95–96.</w:t>
-      </w:r>
-      <w:r>
-        <w:br/>
-        <w:t xml:space="preserve">[13] Ibnu al-Qayyim, </w:t>
-      </w:r>
-      <w:r>
-        <w:rPr>
-          <w:i/>
-          <w:iCs/>
-        </w:rPr>
-        <w:t>Miftā</w:t>
-      </w:r>
-      <w:r>
-        <w:rPr>
-          <w:rFonts w:ascii="Calibri" w:hAnsi="Calibri" w:cs="Calibri"/>
-          <w:i/>
-          <w:iCs/>
-        </w:rPr>
-        <w:t>ḥ</w:t>
-      </w:r>
-      <w:r>
-        <w:rPr>
-          <w:i/>
-          <w:iCs/>
-        </w:rPr>
-        <w:t xml:space="preserve"> Dār al-Sa'ādah</w:t>
-      </w:r>
-      <w:r>
-        <w:t>, jld. 1, hlm. 50.</w:t>
-      </w:r>
-      <w:r>
-        <w:br/>
-        <w:t xml:space="preserve">[14] Hassan al-Banna, </w:t>
-      </w:r>
-      <w:r>
-        <w:rPr>
-          <w:i/>
-          <w:iCs/>
-        </w:rPr>
-        <w:t>Risālah al-Ta'ālīm</w:t>
-      </w:r>
-      <w:r>
-        <w:t xml:space="preserve"> dlm. </w:t>
-      </w:r>
-      <w:r>
-        <w:rPr>
-          <w:i/>
-          <w:iCs/>
-        </w:rPr>
-        <w:t>Majmū'ah Rasā'il al-Imām</w:t>
-      </w:r>
-      <w:r>
-        <w:t>, hlm. 24.</w:t>
-      </w:r>
-      <w:r>
-        <w:br/>
-        <w:t xml:space="preserve">[15] Abdul Wahhab 'Azzam, </w:t>
-      </w:r>
-      <w:r>
-        <w:rPr>
-          <w:i/>
-          <w:iCs/>
-        </w:rPr>
-        <w:t>Dīwān al-Mathānī</w:t>
-      </w:r>
-      <w:r>
-        <w:t>, hlm. 35.</w:t>
-      </w:r>
-      <w:r>
+        <w:br/>
+        <w:t>[13] Ibnu al-Qayyim, Miftāḥ Dār al-Sa'ādah, jld. 1, hlm. 50.</w:t>
+        <w:br/>
+        <w:t>[14] Hasan al-Banna, Risālah al-Ta'ālīm dlm. Majmū'ah Rasā'il al-Imām, hlm. 24.</w:t>
+        <w:br/>
+        <w:t>[15] Abdul Wahhab 'Azzam, Dīwān al-Mathānī, hlm. 35.</w:t>
         <w:br/>
         <w:t>[16] Surah al-Tawbah, ayat 38.</w:t>
-      </w:r>
-      <w:r>
         <w:br/>
         <w:t>[17] Surah al-Tawbah, ayat 39.</w:t>
-      </w:r>
-      <w:r>
-        <w:br/>
-        <w:t xml:space="preserve">[18] Sayyid Qutb, </w:t>
-      </w:r>
-      <w:r>
-        <w:rPr>
-          <w:i/>
-          <w:iCs/>
-        </w:rPr>
-        <w:t>Fī Zhilāl al-Qur'ān</w:t>
-      </w:r>
-      <w:r>
-        <w:t>, jld. 10, hlm. 223.</w:t>
-      </w:r>
-      <w:r>
-        <w:br/>
-        <w:t xml:space="preserve">[19] Al-Maududi, </w:t>
-      </w:r>
-      <w:r>
-        <w:rPr>
-          <w:i/>
-          <w:iCs/>
-        </w:rPr>
-        <w:t>Tadhkirah Du'āt al-Islām</w:t>
-      </w:r>
-      <w:r>
-        <w:t>, hlm. 56.</w:t>
-      </w:r>
-      <w:r>
-        <w:br/>
-        <w:t xml:space="preserve">[20] Walid al-A'zami, </w:t>
-      </w:r>
-      <w:r>
-        <w:rPr>
-          <w:i/>
-          <w:iCs/>
-        </w:rPr>
-        <w:t>Aghānī al-Ma'rakah</w:t>
-      </w:r>
-      <w:r>
-        <w:t>, hlm. 76.</w:t>
-      </w:r>
-      <w:r>
-        <w:br/>
-        <w:t xml:space="preserve">[21] Walid al-A'zami, </w:t>
-      </w:r>
-      <w:r>
-        <w:rPr>
-          <w:i/>
-          <w:iCs/>
-        </w:rPr>
-        <w:t>Aghānī al-Ma'rakah</w:t>
-      </w:r>
-      <w:r>
-        <w:t>, hlm. 106.</w:t>
+        <w:br/>
+        <w:t>[18] Sayyid Qutb, Fī Zhilāl al-Qur'ān, jld. 10, hlm. 223.</w:t>
+        <w:br/>
+        <w:t>[19] Al-Maududi, Tadhkirah Du'āt al-Islām, hlm. 56.</w:t>
+        <w:br/>
+        <w:t>[20] Walid al-A'zami, Aghānī al-Ma'rakah, hlm. 76.</w:t>
+        <w:br/>
+        <w:t>[21] Walid al-A'zami, Aghānī al-Ma'rakah, hlm. 106.</w:t>
       </w:r>
     </w:p>
     <w:p/>
@@ -20202,6 +19046,15 @@
       </w:r>
     </w:p>
     <w:p>
+      <w:pPr/>
+      <w:r>
+        <w:rPr>
+          <w:b/>
+        </w:rPr>
+        <w:t>• Pemisahan Prinsip dan Rukun Tasawur Islam</w:t>
+      </w:r>
+    </w:p>
+    <w:p>
       <w:r>
         <w:t>Sesungguhnya seorang Muslim yang diseru untuk berjalan bersama keazaman yang tinggi (</w:t>
       </w:r>
@@ -20449,7 +19302,7 @@
     </w:p>
     <w:p>
       <w:r>
-        <w:t>Selagi mana kesimpulan ini adalah suatu ketetapan yang pasti — bahawa orang-orang kafir tidak akan pernah reda kepada orang-orang beriman — maka hendaklah para daie menempuh mukadimah yang serasi dengannya, iaitu mukadimah yang membalas penolakan kufur dan kedegilannya terhadap iman.</w:t>
+        <w:t>Selagi mana kesimpulan ini adalah suatu ketetapan yang pasti — bahawa orang-orang kafir tidak akan pernah reda kepada orang-orang beriman — maka hendaklah para da'i menempuh mukadimah yang serasi dengannya, iaitu mukadimah yang membalas penolakan kufur dan kedegilannya terhadap iman.</w:t>
       </w:r>
     </w:p>
     <w:p>
@@ -20478,6 +19331,15 @@
       </w:r>
     </w:p>
     <w:p>
+      <w:pPr/>
+      <w:r>
+        <w:rPr>
+          <w:b/>
+        </w:rPr>
+        <w:t>• Pemisahan Nabawi dan Tarbiah Keluhuran Iman</w:t>
+      </w:r>
+    </w:p>
+    <w:p>
       <w:r>
         <w:t>Selagi mana tiada titik pertemuan, maka logik akal menuntut pemisahan; sebagaimana Nabi SAW memisahkan prinsip daripada kaum kafir Quraisy pada era Mekah, dan sebagaimana baginda memisahkan prinsip daripada seluruh kabilah selepas berhijrah ke Madinah.</w:t>
       </w:r>
@@ -20548,26 +19410,17 @@
       </w:r>
     </w:p>
     <w:p>
-      <w:r>
-        <w:t>Wujud di sana suatu barisan pelopor Islam (</w:t>
-      </w:r>
-      <w:r>
-        <w:rPr>
-          <w:rFonts w:ascii="Calibri" w:hAnsi="Calibri" w:cs="Calibri"/>
-          <w:i/>
-          <w:iCs/>
-        </w:rPr>
-        <w:t>ṭ</w:t>
-      </w:r>
-      <w:r>
-        <w:rPr>
-          <w:i/>
-          <w:iCs/>
-        </w:rPr>
-        <w:t>alī'ah islāmiyyah</w:t>
-      </w:r>
-      <w:r>
-        <w:t>):</w:t>
+      <w:pPr/>
+      <w:r>
+        <w:rPr>
+          <w:b/>
+        </w:rPr>
+        <w:t>• Barisan Pelopor dan Hakikat Pembebasan Syahadah</w:t>
+      </w:r>
+    </w:p>
+    <w:p>
+      <w:r>
+        <w:t>Wujud di sana suatu barisan pelopor Islam (ṭalī'ah islāmiah):</w:t>
       </w:r>
     </w:p>
     <w:p>
@@ -20621,7 +19474,7 @@
           <w:i/>
           <w:iCs/>
         </w:rPr>
-        <w:t>“Islam adalah pergerakan yang mengiringi pengucapan dua kalimah syahadah; iaitu tindakan melepaskan diri (al-inkhilā') daripada masyarakat jahiliah, tasawurnya, nilai-nilainya, kepimpinannya, kekuasaannya, dan undang-undangnya; serta memberikan kesetiaan kepada kepimpinan dakwah Islamiah dan jemaah Islam yang ingin menegakkan Islam di alam kenyataan.”</w:t>
+        <w:t>“Islam adalah pergerakan yang mengiringi pengucapan dua kalimah syahadah; iaitu tindakan melepaskan diri (al-inkhilā') daripada masyarakat jahiliah, tasawurnya, nilai-nilainya, kepimpinannya, kekuasaannya, dan undang-undangnya; serta memberikan kesetiaan kepada kepimpinan dakwah Islam dan jemaah Islam yang ingin menegakkan Islam di alam kenyataan.”</w:t>
       </w:r>
     </w:p>
     <w:p>
@@ -20630,13 +19483,22 @@
       </w:r>
     </w:p>
     <w:p>
+      <w:pPr/>
+      <w:r>
+        <w:rPr>
+          <w:b/>
+        </w:rPr>
+        <w:t>• Pemisahan Kedua: Mematikan Kebatilan dengan Memulaukannya</w:t>
+      </w:r>
+    </w:p>
+    <w:p>
       <w:r>
         <w:t>Kemudian apabila masyarakat Islam semakin meluas, beroleh kemenangan, dan seluruh Semenanjung tunduk patuh kepada agama Allah: keperluan untuk memisahkan diri daripada sisa-sisa jahiliah tetap berterusan, iaitu sisa-sisa yang terjelma dalam bentuk kemunafikan dan dorongan mengikut hawa nafsu.</w:t>
       </w:r>
     </w:p>
     <w:p>
       <w:r>
-        <w:t>Ia adalah pemisahan kedua yang turut menjadi suatu kewajipan. Sebagaimana pemisahan pertama dahulu telah berjaya mewujudkan kemuliaan iman di dalam jiwa orang-orang yang berpegang teguh dengannya serta menjadikan Madinah sebagai mercu tanda tempat berteduhnya orang yang mencari kebenaran; maka pemisahan kedua ini amat perlu bagi memelihara ketulenan sistem negara Islam yang menjaga ciri-ciri pemerintahan, kefahaman, tarbiah, dan pembukaannya.</w:t>
+        <w:t>Ia adalah pemisahan kedua yang turut menjadi suatu kewajipan. Sebagaimana pemisahan pertama dahulu telah berjaya mewujudkan kemuliaan iman dalam jiwa orang-orang yang berpegang teguh dengannya serta menjadikan Madinah sebagai mercu tanda tempat berteduhnya orang yang mencari kebenaran; maka pemisahan kedua ini amat perlu bagi memelihara ketulenan sistem negara Islam yang menjaga ciri-ciri pemerintahan, kefahaman, tarbiah, dan pembukaannya.</w:t>
       </w:r>
     </w:p>
     <w:p>
@@ -20691,23 +19553,22 @@
       </w:r>
     </w:p>
     <w:p>
-      <w:r>
-        <w:t>Oleh yang demikian, dakwah Islamiah pada hari ini — dalam menghadapi pertambahan kemunafikan, kefasikan, dan pengikut hawa nafsu di dalam masyarakat masa kini — tidak dapat tidak mesti menegakkan pemisahan ini dan penzahiran perbezaan prinsip ini secara jelas dan terang-terangan. Ini penting agar gambaran Islam itu kekal cemerlang dan nyata pada gilirannya; dapat dilihat oleh sesiapa yang ingin memerhatikannya dalam kalangan mereka yang disuntik semangatnya oleh kata-kata para daie untuk meneroka dimensi gambaran ini, mencarinya, dan menatap teladan praktikalnya.</w:t>
-      </w:r>
-    </w:p>
-    <w:p>
-      <w:r>
-        <w:t xml:space="preserve">Hakikatnya, sekalipun para daie pada kurun ini ketiadaan gambaran pemerintahan Islam yang layak dijadikan contoh bagi pelaksanaan Islam, namun contoh teladan ini boleh terjelma pada beberapa orang individu dalam kalangan para pendakwah. Di dalam diri merekalah terserlah makna-makna Islam yang hakiki; mereka meraih sebahagian daripada kewibawaannya, dan mencapai puncak ketinggian dalam keimanan, </w:t>
-      </w:r>
-      <w:r>
-        <w:rPr>
-          <w:i/>
-          <w:iCs/>
-        </w:rPr>
-        <w:t>tajarrud</w:t>
-      </w:r>
-      <w:r>
-        <w:t xml:space="preserve"> (keikhlasan total), serta pelaksanaan Sunnah Nabawiyyah yang mulia.</w:t>
+      <w:pPr/>
+      <w:r>
+        <w:rPr>
+          <w:b/>
+        </w:rPr>
+        <w:t>• Da'i sebagai Model Teladan yang Merdeka</w:t>
+      </w:r>
+    </w:p>
+    <w:p>
+      <w:r>
+        <w:t>Oleh yang demikian, dakwah Islam pada hari ini — dalam menghadapi pertambahan kemunafikan, kefasikan, dan pengikut hawa nafsu di dalam masyarakat masa kini — tidak dapat tidak mesti menegakkan pemisahan ini dan penzahiran perbezaan prinsip ini secara jelas dan terang-terangan. Ini penting agar gambaran Islam itu kekal cemerlang dan nyata pada gilirannya; dapat dilihat oleh sesiapa yang ingin memerhatikannya dalam kalangan mereka yang disuntik semangatnya oleh kata-kata para da'i untuk meneroka dimensi gambaran ini, mencarinya, dan menatap teladan praktikalnya.</w:t>
+      </w:r>
+    </w:p>
+    <w:p>
+      <w:r>
+        <w:t>Hakikatnya, sekalipun para da'i pada kurun ini ketiadaan gambaran pemerintahan Islam yang layak dijadikan contoh bagi pelaksanaan Islam, namun contoh teladan ini boleh terjelma pada beberapa orang individu dalam kalangan para pendakwah. Di dalam diri merekalah terserlah makna-makna Islam yang hakiki; mereka meraih sebahagian daripada kewibawaannya, dan mencapai puncak ketinggian dalam keimanan, tajarrud (keikhlasan total), serta pelaksanaan Sunnah Nabawiyyah yang mulia.</w:t>
       </w:r>
     </w:p>
     <w:p>
@@ -20727,17 +19588,16 @@
     </w:p>
     <w:p>
       <w:r>
-        <w:t>Sesungguhnya kewujudan teladan Islam (</w:t>
-      </w:r>
-      <w:r>
-        <w:rPr>
-          <w:i/>
-          <w:iCs/>
-        </w:rPr>
-        <w:t>al-qudwah al-islāmiyyah</w:t>
-      </w:r>
-      <w:r>
-        <w:t>) bererti wujudnya suatu peribadi yang apabila seseorang memandangnya, dia menyedari bahawa individu itu bebas merdeka dalam pemikirannya, akidahnya, diamnya, dan gerak-gerinya daripada apa yang ada di sekelilingnya dan daripada orang-orang di sekitarnya. Dia terpisah daripada mereka; pandangan mata dapat mengenal pasti perbezaannya sebelum berurusan dengannya, melalui ketenangan, kehebatan, dan ketegasan yang terpancar pada wajahnya, yang Allah kehendaki untuk dimiliki secara khusus oleh seorang Muslim dan bukan selainnya. Dengan itu, dia menggantikan ketiadaan gambaran pemerintahan Islam tersebut, menjadi bukti nyata bahawa Islam berupaya melahirkan model-model kemanusiaan yang luhur seumpama ini; atau lebih tepat lagi: menjadi bukti bahawa model-model sedemikian tidak mungkin dihasilkan melainkan oleh Islam semata-mata.</w:t>
+        <w:t>Sesungguhnya kewujudan teladan Islam (al-qudwah al-islāmiah) bererti wujudnya suatu peribadi yang apabila seseorang memandangnya, dia menyedari bahawa individu itu bebas merdeka dalam pemikirannya, akidahnya, diamnya, dan gerak-gerinya daripada apa yang ada di sekelilingnya dan daripada orang-orang di sekitarnya. Dia terpisah daripada mereka; pandangan mata dapat mengenal pasti perbezaannya sebelum berurusan dengannya, melalui ketenangan, kehebatan, dan ketegasan yang terpancar pada wajahnya, yang Allah kehendaki untuk dimiliki secara khusus oleh seorang Muslim dan bukan selainnya. Dengan itu, dia menggantikan ketiadaan gambaran pemerintahan Islam tersebut, menjadi bukti nyata bahawa Islam berupaya melahirkan model-model kemanusiaan yang luhur seumpama ini; atau lebih tepat lagi: menjadi bukti bahawa model-model sedemikian tidak mungkin dihasilkan melainkan oleh Islam semata-mata.</w:t>
+      </w:r>
+    </w:p>
+    <w:p>
+      <w:pPr/>
+      <w:r>
+        <w:rPr>
+          <w:b/>
+        </w:rPr>
+        <w:t>• Izzah Seorang Mukmin Berdepan Penguasa Dunia</w:t>
       </w:r>
     </w:p>
     <w:p>
@@ -21100,7 +19960,7 @@
     </w:p>
     <w:p>
       <w:r>
-        <w:t xml:space="preserve">Imam Hassan al-Banna </w:t>
+        <w:t xml:space="preserve">Imam Hasan al-Banna </w:t>
       </w:r>
       <w:r>
         <w:rPr>
@@ -21172,6 +20032,15 @@
       </w:r>
     </w:p>
     <w:p>
+      <w:pPr/>
+      <w:r>
+        <w:rPr>
+          <w:b/>
+        </w:rPr>
+        <w:t>• Kemanisan Ketaatan Hakiki</w:t>
+      </w:r>
+    </w:p>
+    <w:p>
       <w:r>
         <w:t>Maka kemerdekaan jiwa dan hati adalah pemisahan perasaan (</w:t>
       </w:r>
@@ -21196,7 +20065,7 @@
     </w:p>
     <w:p>
       <w:r>
-        <w:t>Sebagaimana tugas ini adalah amanah para daie dalam mendidik generasi muda, ia juga merupakan kewajipan mereka untuk sentiasa berwaspada terhadap diri mereka sendiri, dan beristiqamah di atas pemisahan ini.</w:t>
+        <w:t>Sebagaimana tugas ini adalah amanah para da'i dalam mendidik generasi muda, ia juga merupakan kewajipan mereka untuk sentiasa berwaspada terhadap diri mereka sendiri, dan beristiqamah di atas pemisahan ini.</w:t>
       </w:r>
     </w:p>
     <w:p>
@@ -21218,17 +20087,7 @@
     </w:p>
     <w:p>
       <w:r>
-        <w:t>Antara penyempurna dan keperluan utama bagi perkara ini ialah memelihara keaslian permulaan (</w:t>
-      </w:r>
-      <w:r>
-        <w:rPr>
-          <w:i/>
-          <w:iCs/>
-        </w:rPr>
-        <w:t>ṣafā' al-ibtidā'</w:t>
-      </w:r>
-      <w:r>
-        <w:t>) dan ketulenannya. Sebagaimana seorang daie wajib memelihara himmah bagi orang-orang yang diserunya serta membawa mereka berjalan bersama himmah yang tinggi; maka dia juga wajib memelihara keaslian permulaan dakwah mereka. Ini kerana hari-hari pertama melangkah di jalan dakwah akan menentukan tahap ketulenan sebagaimana ia menentukan darjat himmah.</w:t>
+        <w:t>Antara penyempurna dan keperluan utama bagi perkara ini ialah memelihara keaslian permulaan (ṣafā' al-ibtidā') dan ketulenannya. Sebagaimana seorang da'i wajib memelihara himmah bagi orang-orang yang diserunya serta membawa mereka berjalan bersama himmah yang tinggi; maka dia juga wajib memelihara keaslian permulaan dakwah mereka. Ini kerana hari-hari pertama melangkah di jalan dakwah akan menentukan tahap ketulenan sebagaimana ia menentukan darjat himmah.</w:t>
       </w:r>
     </w:p>
     <w:p>
@@ -21252,7 +20111,7 @@
     </w:p>
     <w:p>
       <w:r>
-        <w:t>Maka perelokkanlah permulaan langkahmu dan sempurnakannya dengan sebaik-baiknya, wahai daie Islam!</w:t>
+        <w:t>Maka perelokkanlah permulaan langkahmu dan sempurnakannya dengan sebaik-baiknya, wahai da'i Islam!</w:t>
       </w:r>
     </w:p>
     <w:p>
@@ -21475,7 +20334,7 @@
       </w:r>
       <w:r>
         <w:br/>
-        <w:t xml:space="preserve">[12] Hassan al-Banna, </w:t>
+        <w:t xml:space="preserve">[12] Hasan al-Banna, </w:t>
       </w:r>
       <w:r>
         <w:rPr>
@@ -21554,11 +20413,7 @@
         </w:rPr>
       </w:pPr>
       <w:r>
-        <w:rPr>
-          <w:b/>
-          <w:bCs/>
-        </w:rPr>
-        <w:t>BAB 12: KISAH-KISAH "HIBURAN" PARA DAIE</w:t>
+        <w:t>BAB 12: KISAH-KISAH "HIBURAN" PARA DA'I</w:t>
       </w:r>
     </w:p>
     <w:p>
@@ -21603,7 +20458,7 @@
     </w:p>
     <w:p>
       <w:r>
-        <w:t>Maka bagaimanakah seorang daie dapat mengecapi kenikmatan dalam kerehatan, sedangkan sejak hari pertama lagi mereka telah diajarkan untuk melantunkan bait:</w:t>
+        <w:t>Maka bagaimanakah seorang da'i dapat mengecapi kenikmatan dalam kerehatan, sedangkan sejak hari pertama lagi mereka telah diajarkan untuk melantunkan bait:</w:t>
       </w:r>
     </w:p>
     <w:p>
@@ -21758,7 +20613,7 @@
     </w:p>
     <w:p>
       <w:r>
-        <w:t>Sesungguhnya kebebasan seorang daie serta harapan yang diyakininya: kedua-duanya mendorongnya secara kuat menuju pengorbanan yang melimpah ruah.</w:t>
+        <w:t>Sesungguhnya kebebasan seorang da'i serta harapan yang diyakininya: kedua-duanya mendorongnya secara kuat menuju pengorbanan yang melimpah ruah.</w:t>
       </w:r>
     </w:p>
     <w:p>
@@ -21782,11 +20637,7 @@
     </w:p>
     <w:p>
       <w:r>
-        <w:t xml:space="preserve">Kebebasan... dan harapan. Kebebasan yang mematahkan belenggu syahwat, dan harapan terhadap ganjaran pahala serta keyakinan terhadap pertolongan kemenangan. Dua kalimah yang ringan pada lidah, tetapi amat berat pada neraca pertembungan akidah. Kedua-duanya sentiasa, sepanjang lipatan sejarah tauhid yang panjang, menuntut kepenatan daripada generasi-generasi daie terdahulu: daripada kalangan para nabi, orang-orang yang benar (al-siddiqin), para khalifah yang mendapat petunjuk, para tabi'in, serta mereka yang menyusuli </w:t>
-      </w:r>
-      <w:r>
-        <w:lastRenderedPageBreak/>
-        <w:t>mereka dengan penuh kebaikan merentasi kurun-kurun zaman. Maka mereka semua bergembira dengan keletihan dan kepenatan, mereka enggan menerima melainkan kemuliaan dalam kehidupan; dan kita pula — insya-Allah — adalah orang-orang yang meneladani mereka.</w:t>
+        <w:t>Kebebasan... dan harapan. Kebebasan yang mematahkan belenggu syahwat, dan harapan terhadap ganjaran pahala serta keyakinan terhadap pertolongan kemenangan. Dua kalimah yang ringan pada lidah, tetapi amat berat pada neraca pertembungan akidah. Kedua-duanya sentiasa, sepanjang lipatan sejarah tauhid yang panjang, menuntut kepenatan daripada generasi-generasi da'i terdahulu: daripada kalangan para nabi, orang-orang yang benar (al-siddiqin), para khalifah yang mendapat petunjuk, para tabi'in, serta mereka yang menyusuli mereka dengan penuh kebaikan merentasi kurun-kurun zaman. Maka mereka semua bergembira dengan keletihan dan kepenatan, mereka enggan menerima melainkan kemuliaan dalam kehidupan; dan kita pula — insya-Allah — adalah orang-orang yang meneladani mereka.</w:t>
       </w:r>
     </w:p>
     <w:p>
@@ -21811,7 +20662,7 @@
     </w:p>
     <w:p>
       <w:r>
-        <w:t>Segala itu telah diceritakan oleh lipatan sejarah, agar menjadi pengajaran kepada para daie masa kini.</w:t>
+        <w:t>Segala itu telah diceritakan oleh lipatan sejarah, agar menjadi pengajaran kepada para da'i masa kini.</w:t>
       </w:r>
     </w:p>
     <w:p>
@@ -21830,12 +20681,12 @@
           <w:b/>
           <w:bCs/>
         </w:rPr>
-        <w:t>Berbicara Siang dan Malam</w:t>
-      </w:r>
-    </w:p>
-    <w:p>
-      <w:r>
-        <w:t>Golongan pertama yang mendahului kita ialah para anbiya' 'alaihimussalam. Lidah mereka sentiasa berbicara siang dan malam, secara terang-terangan mahupun rahsia.</w:t>
+        <w:t>Berdakwah Siang dan Malam</w:t>
+      </w:r>
+    </w:p>
+    <w:p>
+      <w:r>
+        <w:t>Golongan pertama yang mendahului kita ialah para anbiya' 'alaihimussalam. Lidah mereka sentiasa berdakwah siang dan malam, secara terang-terangan mahupun rahsia.</w:t>
       </w:r>
     </w:p>
     <w:p>
@@ -21904,27 +20755,12 @@
           <w:b/>
           <w:bCs/>
         </w:rPr>
-        <w:t>Berbicara Ketika Langkah-Langkah Hijrah</w:t>
-      </w:r>
-    </w:p>
-    <w:p>
-      <w:r>
-        <w:rPr>
-          <w:i/>
-          <w:iCs/>
-        </w:rPr>
-        <w:t xml:space="preserve">“Dan realitinya, seorang daie itu apabila benar-benar jujur dalam dakwahnya, dia akan sentiasa disibukkan dengannya. Dia tidak berfikir melainkan tentangnya, tidak bergerak melainkan kerananya, dan tidak bakhil mengorbankan apa sahaja daripada usaha dan masanya demi dakwah tersebut; tiada sebarang kesibukan yang dapat melalaikannya daripada dakwah walau dalam saat-saat yang paling genting dan suasana yang paling sempit. Begitulah keadaan Rasul kita, Muhammad SAW; ketika baginda berhijrah ke Madinah bersama-sama Abu Bakar al-Siddiq RA, baginda bertemu di tengah perjalanannya dengan Buraidah bin al-Husaib al-Aslami dalam satu rombongan kaumnya di antara Makkah dan Madinah. Maka baginda menyeru mereka </w:t>
-      </w:r>
-      <w:r>
-        <w:rPr>
-          <w:i/>
-          <w:iCs/>
-        </w:rPr>
-        <w:lastRenderedPageBreak/>
-        <w:t>kepada Islam, lalu mereka pun memeluk Islam. Hal ini membuktikan bahawa baginda SAW tidak pernah lalai daripada berdakwah ke jalan Allah, sehinggakan ketika baginda sedang dalam perjalanan berhijrah ke Madinah sementara pihak musuh pula sedang giat memburu baginda.”</w:t>
-      </w:r>
-      <w:r>
-        <w:t xml:space="preserve"> [1]</w:t>
+        <w:t>Berdakwah Ketika Langkah-Langkah Hijrah</w:t>
+      </w:r>
+    </w:p>
+    <w:p>
+      <w:r>
+        <w:t>“Dan realitinya, seorang da'i itu apabila benar-benar jujur dalam dakwahnya, dia akan sentiasa disibukkan dengannya. Dia tidak berfikir melainkan tentangnya, tidak bergerak melainkan kerananya, dan tidak bakhil mengorbankan apa sahaja daripada usaha dan masanya demi dakwah tersebut; tiada sebarang kesibukan yang dapat melalaikannya daripada dakwah walau dalam saat-saat yang paling genting dan suasana yang paling sempit. Begitulah keadaan Rasul kita, Muhammad SAW; ketika baginda berhijrah ke Madinah bersama-sama Abu Bakar al-Siddiq RA, baginda bertemu di tengah perjalanannya dengan Buraidah bin al-Husaib al-Aslami dalam satu rombongan kaumnya di antara Makkah dan Madinah. Maka baginda menyeru mereka kepada Islam, lalu mereka pun memeluk Islam. Hal ini membuktikan bahawa baginda SAW tidak pernah lalai daripada berdakwah ke jalan Allah, sehinggakan ketika baginda sedang dalam perjalanan berhijrah ke Madinah sementara pihak musuh pula sedang giat memburu baginda.” [1]</w:t>
       </w:r>
     </w:p>
     <w:p>
@@ -21943,7 +20779,7 @@
           <w:b/>
           <w:bCs/>
         </w:rPr>
-        <w:t>Berbicara di dalam Penjara</w:t>
+        <w:t>Berdakwah di dalam Penjara</w:t>
       </w:r>
     </w:p>
     <w:p>
@@ -22094,7 +20930,7 @@
     </w:p>
     <w:p>
       <w:r>
-        <w:t>Daie yang bijaksana sentiasa berlumba-lumba mendahului para sahabatnya untuk memikul segala urusan yang berat; agar pada hari perhimpunan kelak dia menjadi pemilik neraca timbangan yang sarat memberat, sebagaimana kabilah al-Nakha' berlumba-lumba dalam perang al-Qadisiyyah.</w:t>
+        <w:t>Da'i yang bijaksana sentiasa berlumba-lumba mendahului para sahabatnya untuk memikul segala urusan yang berat; agar pada hari perhimpunan kelak dia menjadi pemilik neraca timbangan yang sarat memberat, sebagaimana kabilah al-Nakha' berlumba-lumba dalam perang al-Qadisiyyah.</w:t>
       </w:r>
     </w:p>
     <w:p>
@@ -22130,7 +20966,7 @@
     </w:p>
     <w:p>
       <w:r>
-        <w:t>Tiada seorang pun daripada mereka yang hadir di al-Qadisiyyah melainkan telah berjuang habis-habisan; akan tetapi para daie yang ikhlas kepada Allah mempunyai kecenderungan dan kegemaran untuk berlumba-lumba mengangkat bebanan yang paling berat.</w:t>
+        <w:t>Tiada seorang pun daripada mereka yang hadir di al-Qadisiyyah melainkan telah berjuang habis-habisan; akan tetapi para da'i yang ikhlas kepada Allah mempunyai kecenderungan dan kegemaran untuk berlumba-lumba mengangkat bebanan yang paling berat.</w:t>
       </w:r>
     </w:p>
     <w:p>
@@ -22149,7 +20985,7 @@
           <w:b/>
           <w:bCs/>
         </w:rPr>
-        <w:t>Kubu Tarbiah al-Asadiyyah</w:t>
+        <w:t>Kubu Tarbiah al-Asadiah</w:t>
       </w:r>
     </w:p>
     <w:p>
@@ -22159,7 +20995,7 @@
     </w:p>
     <w:p>
       <w:r>
-        <w:t>Beliau menzahirkan hakikat pengorbanan mutlak (tajarrud) yang sebenar, maka beliau membuahkan hasil didikan tajarrud yang diwarisi; beliau mengajarkan kepada para daie cara membentuk generasi rijal melalui penggunaan sarana visual yang berbentuk nyata.</w:t>
+        <w:t>Beliau menzahirkan hakikat pengorbanan mutlak (tajarrud) yang sebenar, maka beliau membuahkan hasil didikan tajarrud yang diwarisi; beliau mengajarkan kepada para da'i cara membentuk generasi rijal melalui penggunaan sarana visual yang berbentuk nyata.</w:t>
       </w:r>
     </w:p>
     <w:p>
@@ -22223,12 +21059,12 @@
     </w:p>
     <w:p>
       <w:r>
-        <w:t>Umar mengemukakan teladan seumpama itu kepada daie Islam yang berhasrat untuk bersikap jujur dalam dakwahnya dan menunaikan amanahnya.</w:t>
-      </w:r>
-    </w:p>
-    <w:p>
-      <w:r>
-        <w:t>Kejujuran seorang daie adalah dengan memperbaharui jejak langkah Umar: dia mengorbankan dirinya untuk kepentingan kaum muslimin, sehingga engkau tidak melihatnya melakukan sebarang pergerakan duniawi melainkan sekadar kadar darurat yang diperlukan untuk menyara nafkah keluarganya; dan dia mengosongkan fikirannya daripada segala sesuatu, tiada di dalamnya melainkan renungan mendalam tentang maslahat-maslahat dakwah.</w:t>
+        <w:t>Umar mengemukakan teladan seumpama itu kepada da'i Islam yang berhasrat untuk bersikap jujur dalam dakwahnya dan menunaikan amanahnya.</w:t>
+      </w:r>
+    </w:p>
+    <w:p>
+      <w:r>
+        <w:t>Kejujuran seorang da'i adalah dengan memperbaharui jejak langkah Umar: dia mengorbankan dirinya untuk kepentingan kaum muslimin, sehingga engkau tidak melihatnya melakukan sebarang pergerakan duniawi melainkan sekadar kadar darurat yang diperlukan untuk menyara nafkah keluarganya; dan dia mengosongkan fikirannya daripada segala sesuatu, tiada di dalamnya melainkan renungan mendalam tentang maslahat-maslahat dakwah.</w:t>
       </w:r>
     </w:p>
     <w:p>
@@ -22283,7 +21119,7 @@
           <w:b/>
           <w:bCs/>
         </w:rPr>
-        <w:t>Orang yang Berjaya Merentas Jalan Sambil Menggalas Uncang Ilmu dengan Berjalan Kaki</w:t>
+        <w:t>Al-Kausaj Menjelajah Mencari Ilmu dengan Berjalan Kaki</w:t>
       </w:r>
     </w:p>
     <w:p>
@@ -22305,23 +21141,16 @@
     </w:p>
     <w:p>
       <w:r>
-        <w:t xml:space="preserve">Antara murid-murid beliau ialah: al-Hafiz, al-Imam, al-Faqih, al-Zahid, al-Muhaddis Ishaq bin Mansur yang dikenali sebagai al-Kausaj, guru kepada Imam al-Bukhari, Muslim dan selain </w:t>
-      </w:r>
-      <w:r>
-        <w:lastRenderedPageBreak/>
-        <w:t>kedua-duanya. Beliau menetap di Naisabur di Khurasan, lalu beliau bermusafir ke Baghdad dan mencatat banyak masalah fiqh daripada Ahmad bin Hanbal, kemudian beliau kembali ke Naisabur. Kemudian:</w:t>
-      </w:r>
-    </w:p>
-    <w:p>
-      <w:r>
-        <w:rPr>
-          <w:i/>
-          <w:iCs/>
-        </w:rPr>
-        <w:t>Sampai berita kepadanya bahawa Ahmad bin Hanbal telah menarik balik sebahagian daripada pandangan masalah tersebut; maka beliau terus menggalas uncang catatannya di atas bahunya dan bermusafir berjalan kaki menuju ke Baghdad menemui Imam Ahmad, lalu beliau membentangkan tulisan tangan Ahmad atas setiap masalah yang beliau fatwakan, maka Imam Ahmad memperakuinya dan berasa amat kagum dengannya.</w:t>
-      </w:r>
-      <w:r>
-        <w:t xml:space="preserve"> [10]</w:t>
+        <w:t>Antara murid-murid beliau ialah: al-Hafiz, al-Imam, al-Faqih, al-Zahid, al-Muhaddis Ishaq bin Mansur yang dikenali sebagai al-Kausaj, guru kepada Imam al-Bukhari, Muslim dan selain kedua-duanya. Beliau menetap di Naisabur di Khurasan, lalu beliau bermusafir ke Baghdad dan mencatat banyak masalah fiqh daripada Ahmad bin Hanbal, kemudian beliau kembali ke Naisabur.</w:t>
+      </w:r>
+    </w:p>
+    <w:p>
+      <w:r>
+        <w:rPr>
+          <w:b w:val="0"/>
+          <w:i w:val="0"/>
+        </w:rPr>
+        <w:t>Sampai berita kepadanya bahawa Imam Ahmad bin Hanbal telah menarik balik sebahagian daripada pandangan masalah tersebut; maka beliau terus menggalas uncang catatannya di atas bahunya dan bermusafir dengan berjalan kaki menuju ke Baghdad menemui Imam Ahmad, lalu beliau membentangkan tulisan tangan Imam Ahmad bagi setiap masalah yang beliau fatwakan, lantas Imam Ahmad memperakuinya dan berasa amat kagum dengannya. [10]</w:t>
       </w:r>
     </w:p>
     <w:p>
@@ -22353,7 +21182,7 @@
     </w:p>
     <w:p>
       <w:r>
-        <w:t>Ibnu Aqil — pakar nahu dan faqih Hanbali — melakarkan potret seorang daie yang lintasan fikiran dan kedalaman renungannya — bahkan mimpi-mimpinya tatkala tidur — tidak lain melainkan demi dakwah; dan beliau menjelaskan hal itu melalui kata-katanya:</w:t>
+        <w:t>Ibnu Aqil — pakar nahu dan faqih Hanbali — melakarkan potret seorang da'i yang lintasan fikiran dan kedalaman renungannya — bahkan mimpi-mimpinya tatkala tidur — tidak lain melainkan demi dakwah; dan beliau menjelaskan hal itu melalui kata-katanya:</w:t>
       </w:r>
     </w:p>
     <w:p>
@@ -22392,7 +21221,7 @@
     </w:p>
     <w:p>
       <w:r>
-        <w:t>Begitulah sewajarnya, tanda raut wajah para daie sentiasa memancarkan kesungguhan yang ketara, yang tidak dapat disalahertikan oleh sesiapa yang memandang; tiada bahagian bagi mereka dalam senda gurau, gelak tawa yang melampau, mahupun pengangguran.</w:t>
+        <w:t>Begitulah sewajarnya, tanda raut wajah para da'i sentiasa memancarkan kesungguhan yang ketara, yang tidak dapat disalahertikan oleh sesiapa yang memandang; tiada bahagian bagi mereka dalam senda gurau, gelak tawa yang melampau, mahupun pengangguran.</w:t>
       </w:r>
     </w:p>
     <w:p>
@@ -22416,12 +21245,12 @@
     </w:p>
     <w:p>
       <w:r>
-        <w:t>Generasi abad ini daripada kalangan para daie di Mesir telah memperbaharui potret-potret gemilang silam itu, demi membuktikan bahawa Islam yang telah melahirkan generasi terdahulu masih tetap hidup bertenaga.</w:t>
-      </w:r>
-    </w:p>
-    <w:p>
-      <w:r>
-        <w:t>Imam Hassan al-Banna menyifatkan para sahabatnya sambil berkata:</w:t>
+        <w:t>Generasi abad ini daripada kalangan para da'i di Mesir telah memperbaharui potret-potret gemilang silam itu, demi membuktikan bahawa Islam yang telah melahirkan generasi terdahulu masih tetap hidup bertenaga.</w:t>
+      </w:r>
+    </w:p>
+    <w:p>
+      <w:r>
+        <w:t>Imam Hasan al-Banna menyifatkan para sahabatnya sambil berkata:</w:t>
       </w:r>
     </w:p>
     <w:p>
@@ -22495,11 +21324,7 @@
     </w:p>
     <w:p>
       <w:r>
-        <w:rPr>
-          <w:i/>
-          <w:iCs/>
-        </w:rPr>
-        <w:t>“Beliau menghidap penyakit kanser, dan penderitaan sakitnya bertambah tenat pada tahun 1952 M; beliau terlantar di hospital selama beberapa hari. Seakan-akan beliau merasakan saat-saat akhir kehidupannya telah tiba, lalu beliau meminta untuk bertemu dengan pimpinan dakwah ketika itu. Maka pimpinan itu pun datang menziarahinya bersama beberapa orang daie — antaranya ialah perawi kisah ini. Lalu beliau memaklumkan kepada mereka tentang kematiannya yang kian hampir, bersaksi bahawa tiada tuhan melainkan Allah, dan membaca sepotong ayat daripada al-Quran. Kemudian beliau bersalaman dengan pimpinan dakwah, mengisytiharkan pembaharuan baiahnya serta keteguhannya di atas jalan dakwah ini, lalu memesankan kepada mereka salam kepada seluruh daie yang ada ketika itu serta mereka yang bakal menyertai dakwah ini kelak. Kemudian beliau mengulangi kalimah syahadah sekali lagi, lalu beliau menghembuskan nafasnya yang terakhir sejurus selepas memperbaharui baiahnya.”</w:t>
+        <w:t>“Beliau menghidap penyakit kanser, dan penderitaan sakitnya bertambah tenat pada tahun 1952 M; beliau terlantar di hospital selama beberapa hari. Seakan-akan beliau merasakan saat-saat akhir kehidupannya telah tiba, lalu beliau meminta untuk bertemu dengan pimpinan dakwah ketika itu. Maka pimpinan itu pun datang menziarahinya bersama beberapa orang da'i — antaranya ialah perawi kisah ini. Lalu beliau memaklumkan kepada mereka tentang kematiannya yang kian hampir, bersaksi bahawa tiada tuhan melainkan Allah, dan membaca sepotong ayat daripada al-Quran. Kemudian beliau bersalaman dengan pimpinan dakwah, mengisytiharkan pembaharuan baiahnya serta keteguhannya di atas jalan dakwah ini, lalu memesankan kepada mereka salam kepada seluruh da'i yang ada ketika itu serta mereka yang bakal menyertai dakwah ini kelak. Kemudian beliau mengulangi kalimah syahadah sekali lagi, lalu beliau menghembuskan nafasnya yang terakhir sejurus selepas memperbaharui baiahnya.”</w:t>
       </w:r>
     </w:p>
     <w:p>
@@ -22535,19 +21360,12 @@
     </w:p>
     <w:p>
       <w:r>
-        <w:t xml:space="preserve">Peristiwa dan kisah-kisah yang dilalui oleh seorang daie ini wajar diambil daripadanya pengajaran dan iktibar; dan seorang yang berjiwa besar akan berdoa: </w:t>
-      </w:r>
-      <w:r>
-        <w:rPr>
-          <w:i/>
-          <w:iCs/>
-        </w:rPr>
-        <w:t>Ya Allah, himpunkanlah kami bersama mereka di negeri kemuliaan-Mu!</w:t>
-      </w:r>
-    </w:p>
-    <w:p>
-      <w:r>
-        <w:t>Dan demikianlah Kami kisahkan kisah-kisah ini kepada para daie Islam, moga-moga mereka dapat meneladaninya.</w:t>
+        <w:t>Peristiwa dan kisah-kisah yang dilalui oleh seorang da'i ini wajar diambil daripadanya pengajaran dan iktibar; dan seorang yang berjiwa besar akan berdoa: Ya Allah, himpunkanlah kami bersama mereka di negeri kemuliaan-Mu!</w:t>
+      </w:r>
+    </w:p>
+    <w:p>
+      <w:r>
+        <w:t>Dan demikianlah Kami kisahkan kisah-kisah ini kepada para da'i Islam, moga-moga mereka dapat meneladaninya.</w:t>
       </w:r>
     </w:p>
     <w:p>
@@ -22736,7 +21554,7 @@
       </w:r>
       <w:r>
         <w:br/>
-        <w:t xml:space="preserve">[13] Hassan al-Banna, </w:t>
+        <w:t xml:space="preserve">[13] Hasan al-Banna, </w:t>
       </w:r>
       <w:r>
         <w:rPr>

--- a/Terjemahan_Al-Raqaiq_Penuh.docx
+++ b/Terjemahan_Al-Raqaiq_Penuh.docx
@@ -1442,17 +1442,17 @@
         <w:spacing w:after="40" w:before="0"/>
       </w:pPr>
       <w:r>
-        <w:rPr>
-          <w:sz w:val="19"/>
-        </w:rPr>
-        <w:t xml:space="preserve">   • Hakikat Belenggu Dunia dan Rayuannya</w:t>
-      </w:r>
-      <w:r>
-        <w:rPr>
-          <w:sz w:val="19"/>
-        </w:rPr>
+        <w:t xml:space="preserve">   • Menolak Keluhan Pasif dan Menyahut Seruan Himmah</w:t>
         <w:tab/>
         <w:t>83</w:t>
+        <w:br/>
+        <w:t xml:space="preserve">   • Memecahkan Belenggu Syahwat dan Tarikan Kerehatan</w:t>
+        <w:tab/>
+        <w:t>85</w:t>
+        <w:br/>
+        <w:t xml:space="preserve">   • Kemuliaan Darjat Melalui Ilmu, Jihad, dan Cita-Cita Helang</w:t>
+        <w:tab/>
+        <w:t>88</w:t>
       </w:r>
     </w:p>
     <w:p>
@@ -1463,17 +1463,9 @@
         <w:spacing w:after="40" w:before="0"/>
       </w:pPr>
       <w:r>
-        <w:rPr>
-          <w:sz w:val="19"/>
-        </w:rPr>
         <w:t xml:space="preserve">   • Mengutamakan Akhirat daripada Harta dan Keselesaan</w:t>
-      </w:r>
-      <w:r>
-        <w:rPr>
-          <w:sz w:val="19"/>
-        </w:rPr>
         <w:tab/>
-        <w:t>86</w:t>
+        <w:t>90</w:t>
       </w:r>
     </w:p>
     <w:p>
@@ -1486,7 +1478,7 @@
       <w:r>
         <w:t xml:space="preserve">   • Selepas Itu...</w:t>
         <w:tab/>
-        <w:t>90</w:t>
+        <w:t>91</w:t>
       </w:r>
     </w:p>
     <w:p>
@@ -17451,6 +17443,14 @@
     </w:p>
     <w:p>
       <w:r>
+        <w:rPr>
+          <w:b/>
+        </w:rPr>
+        <w:t>• Menolak Keluhan Pasif dan Menyahut Seruan Himmah</w:t>
+      </w:r>
+    </w:p>
+    <w:p>
+      <w:r>
         <w:t>Sekiranya para pendakwah kepada Allah telah memahami jalan untuk membuat pembetulan (istidrāk), enggan tunduk kepada kerosakan yang semakin berleluasa, memberontak terhadap proses penjinakan jiwa, serta memulakan usaha-usaha peneguhan dan tarbiah bagi mereka yang memiliki fitrah yang sejahtera; sesungguhnya selain mereka pula hanya mampu meratapi realiti kaum muslimin sambil mengeluh dan mengaduh. Mereka tidak melangkah lebih daripada sekadar menzahirkan kesedihan, lalu berkurung di rumah atau di masjid masing-masing dalam keadaan diselubungi keputusasaan, meninggalkan para da'i Islam bersendirian di medan pertempuran, sambil menyangka bahawa dengan kesedihannya itu dia telah melepaskan tanggungjawabnya, bahkan barangkali menyangka bahawa dia telah meraih keutamaan dan darjat kepujian.</w:t>
       </w:r>
     </w:p>
@@ -17819,6 +17819,14 @@
     </w:p>
     <w:p>
       <w:r>
+        <w:rPr>
+          <w:b/>
+        </w:rPr>
+        <w:t>• Memecahkan Belenggu Syahwat dan Tarikan Kerehatan</w:t>
+      </w:r>
+    </w:p>
+    <w:p>
+      <w:r>
         <w:t>Seruan Syeikh Abdul Qadir datang menyapa kita merentasi kurun-kurun zaman:</w:t>
       </w:r>
     </w:p>
@@ -18136,6 +18144,14 @@
     </w:p>
     <w:p>
       <w:r>
+        <w:rPr>
+          <w:b/>
+        </w:rPr>
+        <w:t>• Kemuliaan Darjat Melalui Ilmu, Jihad, dan Cita-Cita Helang</w:t>
+      </w:r>
+    </w:p>
+    <w:p>
+      <w:r>
         <w:lastRenderedPageBreak/>
         <w:t>Allah Taala berfirman:</w:t>
       </w:r>
@@ -18463,6 +18479,14 @@
     <w:p>
       <w:r>
         <w:t>Dan padang ragut keluhuran ini tidak syak lagi langsung tidak diketahui oleh orang-orang yang jiwanya terikat dengan bumi..!</w:t>
+      </w:r>
+    </w:p>
+    <w:p>
+      <w:r>
+        <w:rPr>
+          <w:b/>
+        </w:rPr>
+        <w:t>• Mengutamakan Akhirat daripada Harta dan Keselesaan</w:t>
       </w:r>
     </w:p>
     <w:p>

--- a/Terjemahan_Al-Raqaiq_Penuh.docx
+++ b/Terjemahan_Al-Raqaiq_Penuh.docx
@@ -10670,8 +10670,34 @@
       </w:r>
     </w:p>
     <w:p>
-      <w:r>
-        <w:t>( "Jadilah kamu seperti pohon; orang melemparkannya dengan batu, tetapi ia membalas mereka dengan buah." )</w:t>
+      <w:pPr>
+        <w:spacing w:before="120" w:after="80"/>
+        <w:jc w:val="center"/>
+      </w:pPr>
+      <w:r>
+        <w:rPr>
+          <w:rFonts w:ascii="Traditional Arabic" w:hAnsi="Traditional Arabic"/>
+          <w:b/>
+          <w:color w:val="1B4332"/>
+          <w:sz w:val="32"/>
+        </w:rPr>
+        <w:t>« كُونُوا كَالشَّجَرِ ، يَرْمِيهِ النَّاسُ بِالحَجَرِ ، وَيَرْمِيهِمْ بِالثَّمَرِ »</w:t>
+      </w:r>
+    </w:p>
+    <w:p>
+      <w:pPr>
+        <w:spacing w:before="40" w:after="120"/>
+        <w:ind w:left="360" w:right="360"/>
+        <w:jc w:val="both"/>
+      </w:pPr>
+      <w:r/>
+      <w:r>
+        <w:rPr>
+          <w:rFonts w:ascii="Times New Roman" w:hAnsi="Times New Roman"/>
+          <w:i/>
+          <w:sz w:val="24"/>
+        </w:rPr>
+        <w:t>“(Jadilah kamu seperti pohon; orang melemparkannya dengan batu, tetapi ia membalas mereka dengan buah.)”</w:t>
       </w:r>
     </w:p>
     <w:p>

--- a/Terjemahan_Al-Raqaiq_Penuh.docx
+++ b/Terjemahan_Al-Raqaiq_Penuh.docx
@@ -506,17 +506,25 @@
         <w:spacing w:after="40" w:before="0"/>
       </w:pPr>
       <w:r>
-        <w:rPr>
-          <w:sz w:val="19"/>
-        </w:rPr>
-        <w:t xml:space="preserve">   • Ujian Kelapangan Masa dan Kelalaian</w:t>
-      </w:r>
-      <w:r>
-        <w:rPr>
-          <w:sz w:val="19"/>
-        </w:rPr>
+        <w:t xml:space="preserve">   • Hakikat Ujian Kelalaian dan Jiwa yang Diwakafkan untuk Allah</w:t>
         <w:tab/>
         <w:t>30</w:t>
+        <w:br/>
+        <w:t xml:space="preserve">   • Bahaya Kerehatan dan Kewaspadaan daripada Lena Kelalaian</w:t>
+        <w:tab/>
+        <w:t>31</w:t>
+        <w:br/>
+        <w:t xml:space="preserve">   • Fitnah Ketamadunan Moden dan Neraca Masa Imam Hasan al-Banna</w:t>
+        <w:tab/>
+        <w:t>32</w:t>
+        <w:br/>
+        <w:t xml:space="preserve">   • Keteladanan Imam Ahmad Menanggalkan Kerehatan dalam Mehnah</w:t>
+        <w:tab/>
+        <w:t>34</w:t>
+        <w:br/>
+        <w:t xml:space="preserve">   • Kerehatan Hakiki pada Langkah Pertama Menjejak Syurga</w:t>
+        <w:tab/>
+        <w:t>35</w:t>
       </w:r>
     </w:p>
     <w:p>
@@ -7161,9 +7169,8 @@
       <w:r>
         <w:rPr>
           <w:b/>
-          <w:bCs/>
-        </w:rPr>
-        <w:t>• Ujian Kelapangan Masa dan Kelalaian</w:t>
+        </w:rPr>
+        <w:t>• Hakikat Ujian Kelalaian dan Jiwa yang Diwakafkan untuk Allah</w:t>
       </w:r>
     </w:p>
     <w:p>
@@ -7322,6 +7329,14 @@
     </w:p>
     <w:p>
       <w:r>
+        <w:rPr>
+          <w:b/>
+        </w:rPr>
+        <w:t>• Bahaya Kerehatan dan Kewaspadaan daripada Lena Kelalaian</w:t>
+      </w:r>
+    </w:p>
+    <w:p>
+      <w:r>
         <w:t>Sesiapa yang menuntut pada hari ini agar kerehatan dihapuskan, sesungguhnya dia bersandarkan kepada peruntukan yang jelas dalam perlembagaan dakwah dan para pendakwah yang telah digariskan oleh Umar al-Faruq RA, yang menyatakan dengan tegas:</w:t>
       </w:r>
     </w:p>
@@ -7423,6 +7438,14 @@
     </w:p>
     <w:p>
       <w:r>
+        <w:rPr>
+          <w:b/>
+        </w:rPr>
+        <w:t>• Fitnah Ketamadunan Moden dan Neraca Masa Imam Hasan al-Banna</w:t>
+      </w:r>
+    </w:p>
+    <w:p>
+      <w:r>
         <w:t>Lebih-lebih lagi orang yang beriman pada zaman ini jauh lebih memerlukan kepekaan, rawatan hati, dan muhasabah diri berbanding keadaan umat Islam pada zaman-zaman yang lalu. Hal ini kerana mereka dahulu hidup di dalam persekitaran Islam yang didominasi oleh nilai-nilai keutamaan dan tradisi saling berpesan dengan kebenaran; manakala segala maksiat berusaha keras menyembunyikan dirinya daripada pandangan para ulama dan pedang pemerintah.</w:t>
       </w:r>
     </w:p>
@@ -7607,6 +7630,14 @@
     </w:p>
     <w:p>
       <w:r>
+        <w:rPr>
+          <w:b/>
+        </w:rPr>
+        <w:t>• Keteladanan Imam Ahmad Menanggalkan Kerehatan dalam Mehnah</w:t>
+      </w:r>
+    </w:p>
+    <w:p>
+      <w:r>
         <w:t>Meninggalkan kekosongan masa dan bangkit daripada lena kelalaian, maknanya ialah kepenatan, kemudian kepenatan, serta mencurahkan segala kemampuan untuk beramal kerana Allah SWT. Demikianlah yang ditegaskan oleh Imam al-Syafi'i rahimahullah, bahkan beliau menafikan kesahihan maruah seorang pendakwah yang mencari kerehatan, seraya berkata:</w:t>
       </w:r>
     </w:p>
@@ -7729,6 +7760,14 @@
     <w:p>
       <w:r>
         <w:t>Sesiapa yang tidak memahami neraca timbangan orang-orang beriman akan menyangka bahawa perkara ini merupakan satu penafian terhadap kelazatan hidup, tipu daya kata-kata, dan kesesatan mengikut pujangga penyair. Namun sesiapa yang dikurniakan ilmu daripada Kitabullah mengetahui bahawa kerehatan yang sebenar ialah: kerehatan di akhirat, bukannya kerehatan dalam kehidupan dunia.</w:t>
+      </w:r>
+    </w:p>
+    <w:p>
+      <w:r>
+        <w:rPr>
+          <w:b/>
+        </w:rPr>
+        <w:t>• Kerehatan Hakiki pada Langkah Pertama Menjejak Syurga</w:t>
       </w:r>
     </w:p>
     <w:p>

--- a/Terjemahan_Al-Raqaiq_Penuh.docx
+++ b/Terjemahan_Al-Raqaiq_Penuh.docx
@@ -315,17 +315,13 @@
         <w:spacing w:after="40" w:before="0"/>
       </w:pPr>
       <w:r>
-        <w:rPr>
-          <w:sz w:val="19"/>
-        </w:rPr>
         <w:t xml:space="preserve">   • Niat yang Bebas Ikhlas</w:t>
-      </w:r>
-      <w:r>
-        <w:rPr>
-          <w:sz w:val="19"/>
-        </w:rPr>
         <w:tab/>
         <w:t>23</w:t>
+        <w:br/>
+        <w:t xml:space="preserve">   • Kecelaruan Niat dan Jerangkap Angan-Angan Kosong</w:t>
+        <w:tab/>
+        <w:t>24</w:t>
       </w:r>
     </w:p>
     <w:p>
@@ -6296,6 +6292,14 @@
       </w:r>
       <w:r>
         <w:t xml:space="preserve"> [5]</w:t>
+      </w:r>
+    </w:p>
+    <w:p>
+      <w:r>
+        <w:rPr>
+          <w:b/>
+        </w:rPr>
+        <w:t>• Kecelaruan Niat dan Jerangkap Angan-Angan Kosong</w:t>
       </w:r>
     </w:p>
     <w:p>

--- a/Terjemahan_Al-Raqaiq_Penuh.docx
+++ b/Terjemahan_Al-Raqaiq_Penuh.docx
@@ -229,17 +229,13 @@
         <w:spacing w:after="40" w:before="0"/>
       </w:pPr>
       <w:r>
-        <w:rPr>
-          <w:sz w:val="19"/>
-        </w:rPr>
         <w:t xml:space="preserve">   • Tokoh-Tokoh Madrasah Malam</w:t>
-      </w:r>
-      <w:r>
-        <w:rPr>
-          <w:sz w:val="19"/>
-        </w:rPr>
         <w:tab/>
         <w:t>16</w:t>
+        <w:br/>
+        <w:t xml:space="preserve">   • Menggapai Hasil Citra Madrasah Malam</w:t>
+        <w:tab/>
+        <w:t>17</w:t>
       </w:r>
     </w:p>
     <w:p>
@@ -4731,6 +4727,14 @@
     <w:p>
       <w:r>
         <w:t>Sesungguhnya kemenangan itu merupakan anugerah mutlak daripada Allah SWT; yang dengannya Dia menyejukkan pandangan mata sesiapa yang dikehendaki-Nya dalam kalangan tokoh-tokoh Madrasah Malam di dunia ini, tanpa mengurangkan sedikit pun ganjaran bagi mereka yang belum sempat melihatnya di akhirat kelak, bahkan mencatatkan pahala mereka di sisi-Nya.</w:t>
+      </w:r>
+    </w:p>
+    <w:p>
+      <w:r>
+        <w:rPr>
+          <w:b/>
+        </w:rPr>
+        <w:t>• Menggapai Hasil Citra Madrasah Malam</w:t>
       </w:r>
     </w:p>
     <w:p>

--- a/Terjemahan_Al-Raqaiq_Penuh.docx
+++ b/Terjemahan_Al-Raqaiq_Penuh.docx
@@ -120,19 +120,21 @@
         <w:spacing w:after="100" w:before="80"/>
       </w:pPr>
       <w:r>
-        <w:rPr>
-          <w:b/>
-          <w:sz w:val="20"/>
-        </w:rPr>
-        <w:t>BAB 1: TASBIH MENGUKUHKAN KEKUASAAN (تسبيح يشد الملك)</w:t>
-      </w:r>
-      <w:r>
-        <w:rPr>
-          <w:b/>
-          <w:sz w:val="20"/>
-        </w:rPr>
+        <w:t>BAB 1: TASBIH MENGUKUHKAN KERAJAAN (تسبيح يشد الملك)</w:t>
         <w:tab/>
         <w:t>6</w:t>
+        <w:br/>
+        <w:t xml:space="preserve">   • Bermula Langkah daripada Masjid</w:t>
+        <w:tab/>
+        <w:t>6</w:t>
+        <w:br/>
+        <w:t xml:space="preserve">   • Solat, Zikir dan Tasbih</w:t>
+        <w:tab/>
+        <w:t>7</w:t>
+        <w:br/>
+        <w:t xml:space="preserve">   • Tahap-Tahap Merealisasikan Matlamat Ubudiah</w:t>
+        <w:tab/>
+        <w:t>8</w:t>
       </w:r>
     </w:p>
     <w:p>
@@ -2736,43 +2738,21 @@
         </w:rPr>
       </w:pPr>
       <w:r>
-        <w:rPr>
-          <w:b/>
-          <w:bCs/>
-        </w:rPr>
-        <w:lastRenderedPageBreak/>
-        <w:t>BAB 1: TASBIH MENGUKUHKAN KEKUASAAN</w:t>
-      </w:r>
-    </w:p>
-    <w:p>
-      <w:pPr>
-        <w:rPr>
-          <w:b/>
-          <w:bCs/>
-        </w:rPr>
-      </w:pPr>
-      <w:r>
-        <w:rPr>
-          <w:b/>
-          <w:bCs/>
-        </w:rPr>
-        <w:t>(</w:t>
-      </w:r>
-      <w:r>
-        <w:rPr>
-          <w:b/>
-          <w:bCs/>
-          <w:i/>
-          <w:iCs/>
-        </w:rPr>
-        <w:t>Tasbih Yang Mengukuhkan Kerajaan</w:t>
-      </w:r>
-      <w:r>
-        <w:rPr>
-          <w:b/>
-          <w:bCs/>
-        </w:rPr>
-        <w:t>)</w:t>
+        <w:t>BAB 1: TASBIH MENGUKUHKAN KERAJAAN</w:t>
+      </w:r>
+    </w:p>
+    <w:p>
+      <w:pPr>
+        <w:rPr>
+          <w:b/>
+          <w:bCs/>
+        </w:rPr>
+      </w:pPr>
+      <w:r>
+        <w:rPr>
+          <w:b/>
+        </w:rPr>
+        <w:t>• Bermula Langkah daripada Masjid</w:t>
       </w:r>
     </w:p>
     <w:p>
@@ -3018,6 +2998,14 @@
     </w:p>
     <w:p>
       <w:r>
+        <w:rPr>
+          <w:b/>
+        </w:rPr>
+        <w:t>• Solat, Zikir dan Tasbih</w:t>
+      </w:r>
+    </w:p>
+    <w:p>
+      <w:r>
         <w:t>Para imam yang terpimpin tidak putus-putus berpesan tentang perkara ini, bermula daripada generasi awal salafussoleh; sama seperti kata-kata Abdullah bin al-Mubarak rahimahullah:</w:t>
       </w:r>
     </w:p>
@@ -3176,6 +3164,14 @@
       </w:r>
       <w:r>
         <w:t xml:space="preserve"> [7]</w:t>
+      </w:r>
+    </w:p>
+    <w:p>
+      <w:r>
+        <w:rPr>
+          <w:b/>
+        </w:rPr>
+        <w:t>• Tahap-Tahap Merealisasikan Matlamat Ubudiah</w:t>
       </w:r>
     </w:p>
     <w:p>
@@ -3600,7 +3596,7 @@
     </w:p>
     <w:p>
       <w:r>
-        <w:t>Maka baginda menjadikan istighfar dan rukuk sebagai jalannya; sekali gus mengajarkan kepada para pendakwah agar sentiasa mendirikan rukuk.</w:t>
+        <w:t>Maka baginda menjadikan istighfar dan rukuk sebagai jalannya; sekali gus mengajarkan kepada para pendakwah agar sentiasa mengerjakan solat.</w:t>
       </w:r>
     </w:p>
     <w:p>
